--- a/DOCS_DA_CONVERTIRE/bsmariamaggiore_en.docx
+++ b/DOCS_DA_CONVERTIRE/bsmariamaggiore_en.docx
@@ -1,657 +1,2991 @@
 
 <file path=word/document.xml><?xml version="1.0" encoding="utf-8"?>
-<w:document xmlns:wpc="http://schemas.microsoft.com/office/word/2010/wordprocessingCanvas" xmlns:cx="http://schemas.microsoft.com/office/drawing/2014/chartex" xmlns:cx1="http://schemas.microsoft.com/office/drawing/2015/9/8/chartex" xmlns:cx2="http://schemas.microsoft.com/office/drawing/2015/10/21/chartex" xmlns:cx3="http://schemas.microsoft.com/office/drawing/2016/5/9/chartex" xmlns:cx4="http://schemas.microsoft.com/office/drawing/2016/5/10/chartex" xmlns:cx5="http://schemas.microsoft.com/office/drawing/2016/5/11/chartex" xmlns:cx6="http://schemas.microsoft.com/office/drawing/2016/5/12/chartex" xmlns:cx7="http://schemas.microsoft.com/office/drawing/2016/5/13/chartex" xmlns:cx8="http://schemas.microsoft.com/office/drawing/2016/5/14/chartex" xmlns:mc="http://schemas.openxmlformats.org/markup-compatibility/2006" xmlns:aink="http://schemas.microsoft.com/office/drawing/2016/ink" xmlns:am3d="http://schemas.microsoft.com/office/drawing/2017/model3d" xmlns:o="urn:schemas-microsoft-com:office:office" xmlns:oel="http://schemas.microsoft.com/office/2019/extlst" xmlns:r="http://schemas.openxmlformats.org/officeDocument/2006/relationships" xmlns:m="http://schemas.openxmlformats.org/officeDocument/2006/math" xmlns:v="urn:schemas-microsoft-com:vml" xmlns:wp14="http://schemas.microsoft.com/office/word/2010/wordprocessingDrawing" xmlns:wp="http://schemas.openxmlformats.org/drawingml/2006/wordprocessingDrawing" xmlns:w10="urn:schemas-microsoft-com:office:word" xmlns:w="http://schemas.openxmlformats.org/wordprocessingml/2006/main" xmlns:w14="http://schemas.microsoft.com/office/word/2010/wordml" xmlns:w15="http://schemas.microsoft.com/office/word/2012/wordml" xmlns:w16cex="http://schemas.microsoft.com/office/word/2018/wordml/cex" xmlns:w16cid="http://schemas.microsoft.com/office/word/2016/wordml/cid" xmlns:w16="http://schemas.microsoft.com/office/word/2018/wordml" xmlns:w16du="http://schemas.microsoft.com/office/word/2023/wordml/word16du" xmlns:w16sdtdh="http://schemas.microsoft.com/office/word/2020/wordml/sdtdatahash" xmlns:w16sdtfl="http://schemas.microsoft.com/office/word/2024/wordml/sdtformatlock" xmlns:w16se="http://schemas.microsoft.com/office/word/2015/wordml/symex" xmlns:wpg="http://schemas.microsoft.com/office/word/2010/wordprocessingGroup" xmlns:wpi="http://schemas.microsoft.com/office/word/2010/wordprocessingInk" xmlns:wne="http://schemas.microsoft.com/office/word/2006/wordml" xmlns:wps="http://schemas.microsoft.com/office/word/2010/wordprocessingShape" mc:Ignorable="w14 w15 w16se w16cid w16 w16cex w16sdtdh w16sdtfl w16du wp14">
+<w:document xmlns:wpc="http://schemas.microsoft.com/office/word/2010/wordprocessingCanvas" xmlns:cx="http://schemas.microsoft.com/office/drawing/2014/chartex" xmlns:cx1="http://schemas.microsoft.com/office/drawing/2015/9/8/chartex" xmlns:cx2="http://schemas.microsoft.com/office/drawing/2015/10/21/chartex" xmlns:cx3="http://schemas.microsoft.com/office/drawing/2016/5/9/chartex" xmlns:cx4="http://schemas.microsoft.com/office/drawing/2016/5/10/chartex" xmlns:cx5="http://schemas.microsoft.com/office/drawing/2016/5/11/chartex" xmlns:cx6="http://schemas.microsoft.com/office/drawing/2016/5/12/chartex" xmlns:cx7="http://schemas.microsoft.com/office/drawing/2016/5/13/chartex" xmlns:cx8="http://schemas.microsoft.com/office/drawing/2016/5/14/chartex" xmlns:mc="http://schemas.openxmlformats.org/markup-compatibility/2006" xmlns:aink="http://schemas.microsoft.com/office/drawing/2016/ink" xmlns:am3d="http://schemas.microsoft.com/office/drawing/2017/model3d" xmlns:o="urn:schemas-microsoft-com:office:office" xmlns:oel="http://schemas.microsoft.com/office/2019/extlst" xmlns:r="http://schemas.openxmlformats.org/officeDocument/2006/relationships" xmlns:m="http://schemas.openxmlformats.org/officeDocument/2006/math" xmlns:v="urn:schemas-microsoft-com:vml" xmlns:wp14="http://schemas.microsoft.com/office/word/2010/wordprocessingDrawing" xmlns:wp="http://schemas.openxmlformats.org/drawingml/2006/wordprocessingDrawing" xmlns:w10="urn:schemas-microsoft-com:office:word" xmlns:w="http://schemas.openxmlformats.org/wordprocessingml/2006/main" xmlns:w14="http://schemas.microsoft.com/office/word/2010/wordml" xmlns:w15="http://schemas.microsoft.com/office/word/2012/wordml" xmlns:w16cei="http://schemas.microsoft.com/office/word/2026/wordml/cei" xmlns:w16cex="http://schemas.microsoft.com/office/word/2018/wordml/cex" xmlns:w16cid="http://schemas.microsoft.com/office/word/2016/wordml/cid" xmlns:w16="http://schemas.microsoft.com/office/word/2018/wordml" xmlns:w16du="http://schemas.microsoft.com/office/word/2023/wordml/word16du" xmlns:w16sdtdh="http://schemas.microsoft.com/office/word/2020/wordml/sdtdatahash" xmlns:w16sdtfl="http://schemas.microsoft.com/office/word/2024/wordml/sdtformatlock" xmlns:w16se="http://schemas.microsoft.com/office/word/2015/wordml/symex" xmlns:wpg="http://schemas.microsoft.com/office/word/2010/wordprocessingGroup" xmlns:wpi="http://schemas.microsoft.com/office/word/2010/wordprocessingInk" xmlns:wne="http://schemas.microsoft.com/office/word/2006/wordml" xmlns:wps="http://schemas.microsoft.com/office/word/2010/wordprocessingShape" mc:Ignorable="w14 w15 w16se w16cid w16 w16cex w16sdtdh w16sdtfl w16du wp14">
   <w:body>
     <w:p>
-      <w:r xmlns:w="http://schemas.openxmlformats.org/wordprocessingml/2006/main">
+      <w:r>
         <w:t xml:space="preserve">The </w:t>
       </w:r>
-      <w:r xmlns:w="http://schemas.openxmlformats.org/wordprocessingml/2006/main">
-        <w:rPr>
-          <w:b/>
-          <w:bCs/>
-        </w:rPr>
-        <w:t xml:space="preserve">Basilica of Santa Maria Maggiore </w:t>
-      </w:r>
-      <w:r xmlns:w="http://schemas.openxmlformats.org/wordprocessingml/2006/main">
-        <w:t xml:space="preserve">, located at Via Galliera 10, is considered the oldest church in Bologna dedicated to the Madonna. It is a place of great charm, combining early Christian origins with an imposing Baroque appearance.</w:t>
+      <w:r>
+        <w:rPr>
+          <w:b/>
+          <w:bCs/>
+        </w:rPr>
+        <w:t>Basilica of Santa Maria Maggiore</w:t>
+      </w:r>
+      <w:r>
+        <w:t xml:space="preserve">, </w:t>
+      </w:r>
+      <w:proofErr w:type="spellStart"/>
+      <w:r>
+        <w:t>located</w:t>
+      </w:r>
+      <w:proofErr w:type="spellEnd"/>
+      <w:r>
+        <w:t xml:space="preserve"> </w:t>
+      </w:r>
+      <w:proofErr w:type="spellStart"/>
+      <w:r>
+        <w:t>at</w:t>
+      </w:r>
+      <w:proofErr w:type="spellEnd"/>
+      <w:r>
+        <w:t xml:space="preserve"> </w:t>
+      </w:r>
+      <w:r>
+        <w:rPr>
+          <w:b/>
+          <w:bCs/>
+        </w:rPr>
+        <w:t>Via Galliera 10</w:t>
+      </w:r>
+      <w:r>
+        <w:t xml:space="preserve">, </w:t>
+      </w:r>
+      <w:proofErr w:type="spellStart"/>
+      <w:r>
+        <w:t>is</w:t>
+      </w:r>
+      <w:proofErr w:type="spellEnd"/>
+      <w:r>
+        <w:t xml:space="preserve"> </w:t>
+      </w:r>
+      <w:proofErr w:type="spellStart"/>
+      <w:r>
+        <w:t>considered</w:t>
+      </w:r>
+      <w:proofErr w:type="spellEnd"/>
+      <w:r>
+        <w:t xml:space="preserve"> the </w:t>
+      </w:r>
+      <w:proofErr w:type="spellStart"/>
+      <w:r>
+        <w:t>oldest</w:t>
+      </w:r>
+      <w:proofErr w:type="spellEnd"/>
+      <w:r>
+        <w:t xml:space="preserve"> </w:t>
+      </w:r>
+      <w:proofErr w:type="spellStart"/>
+      <w:r>
+        <w:t>church</w:t>
+      </w:r>
+      <w:proofErr w:type="spellEnd"/>
+      <w:r>
+        <w:t xml:space="preserve"> in Bologna </w:t>
+      </w:r>
+      <w:proofErr w:type="spellStart"/>
+      <w:r>
+        <w:t>dedicated</w:t>
+      </w:r>
+      <w:proofErr w:type="spellEnd"/>
+      <w:r>
+        <w:t xml:space="preserve"> to the Virgin Mary. </w:t>
+      </w:r>
+      <w:proofErr w:type="spellStart"/>
+      <w:r>
+        <w:t>It</w:t>
+      </w:r>
+      <w:proofErr w:type="spellEnd"/>
+      <w:r>
+        <w:t xml:space="preserve"> </w:t>
+      </w:r>
+      <w:proofErr w:type="spellStart"/>
+      <w:r>
+        <w:t>is</w:t>
+      </w:r>
+      <w:proofErr w:type="spellEnd"/>
+      <w:r>
+        <w:t xml:space="preserve"> a place of </w:t>
+      </w:r>
+      <w:proofErr w:type="spellStart"/>
+      <w:r>
+        <w:t>great</w:t>
+      </w:r>
+      <w:proofErr w:type="spellEnd"/>
+      <w:r>
+        <w:t xml:space="preserve"> charm </w:t>
+      </w:r>
+      <w:proofErr w:type="spellStart"/>
+      <w:r>
+        <w:t>that</w:t>
+      </w:r>
+      <w:proofErr w:type="spellEnd"/>
+      <w:r>
+        <w:t xml:space="preserve"> blends Early Christian </w:t>
+      </w:r>
+      <w:proofErr w:type="spellStart"/>
+      <w:r>
+        <w:t>origins</w:t>
+      </w:r>
+      <w:proofErr w:type="spellEnd"/>
+      <w:r>
+        <w:t xml:space="preserve"> with an </w:t>
+      </w:r>
+      <w:proofErr w:type="spellStart"/>
+      <w:r>
+        <w:t>imposing</w:t>
+      </w:r>
+      <w:proofErr w:type="spellEnd"/>
+      <w:r>
+        <w:t xml:space="preserve"> </w:t>
+      </w:r>
+      <w:proofErr w:type="spellStart"/>
+      <w:r>
+        <w:t>Baroque</w:t>
+      </w:r>
+      <w:proofErr w:type="spellEnd"/>
+      <w:r>
+        <w:t xml:space="preserve"> </w:t>
+      </w:r>
+      <w:proofErr w:type="spellStart"/>
+      <w:r>
+        <w:t>appearance</w:t>
+      </w:r>
+      <w:proofErr w:type="spellEnd"/>
+      <w:r>
+        <w:t>.</w:t>
       </w:r>
     </w:p>
     <w:p>
-      <w:r xmlns:w="http://schemas.openxmlformats.org/wordprocessingml/2006/main">
-        <w:t xml:space="preserve">Here is the main historical and artistic information:</w:t>
+      <w:r>
+        <w:rPr>
+          <w:noProof/>
+        </w:rPr>
+        <w:drawing>
+          <wp:inline distT="0" distB="0" distL="0" distR="0" wp14:anchorId="660CF3EF" wp14:editId="1FCD0AF3">
+            <wp:extent cx="3630655" cy="6035040"/>
+            <wp:effectExtent l="0" t="0" r="8255" b="3810"/>
+            <wp:docPr id="1525483112" name="Immagine 1"/>
+            <wp:cNvGraphicFramePr>
+              <a:graphicFrameLocks xmlns:a="http://schemas.openxmlformats.org/drawingml/2006/main" noChangeAspect="1"/>
+            </wp:cNvGraphicFramePr>
+            <a:graphic xmlns:a="http://schemas.openxmlformats.org/drawingml/2006/main">
+              <a:graphicData uri="http://schemas.openxmlformats.org/drawingml/2006/picture">
+                <pic:pic xmlns:pic="http://schemas.openxmlformats.org/drawingml/2006/picture">
+                  <pic:nvPicPr>
+                    <pic:cNvPr id="1525483112" name="Immagine 1525483112"/>
+                    <pic:cNvPicPr/>
+                  </pic:nvPicPr>
+                  <pic:blipFill>
+                    <a:blip r:embed="rId5" cstate="print">
+                      <a:extLst>
+                        <a:ext uri="{28A0092B-C50C-407E-A947-70E740481C1C}">
+                          <a14:useLocalDpi xmlns:a14="http://schemas.microsoft.com/office/drawing/2010/main" val="0"/>
+                        </a:ext>
+                      </a:extLst>
+                    </a:blip>
+                    <a:stretch>
+                      <a:fillRect/>
+                    </a:stretch>
+                  </pic:blipFill>
+                  <pic:spPr>
+                    <a:xfrm>
+                      <a:off x="0" y="0"/>
+                      <a:ext cx="3652652" cy="6071605"/>
+                    </a:xfrm>
+                    <a:prstGeom prst="rect">
+                      <a:avLst/>
+                    </a:prstGeom>
+                  </pic:spPr>
+                </pic:pic>
+              </a:graphicData>
+            </a:graphic>
+          </wp:inline>
+        </w:drawing>
       </w:r>
     </w:p>
     <w:p>
-      <w:pPr xmlns:w="http://schemas.openxmlformats.org/wordprocessingml/2006/main">
-        <w:rPr>
-          <w:b/>
-          <w:bCs/>
-        </w:rPr>
-      </w:pPr>
-      <w:r xmlns:w="http://schemas.openxmlformats.org/wordprocessingml/2006/main">
-        <w:rPr>
-          <w:b/>
-          <w:bCs/>
-        </w:rPr>
-        <w:t xml:space="preserve">History and Architecture</w:t>
+      <w:r>
+        <w:t>[</w:t>
+      </w:r>
+      <w:proofErr w:type="spellStart"/>
+      <w:r>
+        <w:t>SPLIT_BLOCK:basilica.jpg</w:t>
+      </w:r>
+      <w:proofErr w:type="spellEnd"/>
+      <w:r>
+        <w:t>]</w:t>
+      </w:r>
+    </w:p>
+    <w:p/>
+    <w:p>
+      <w:pPr>
+        <w:rPr>
+          <w:b/>
+          <w:bCs/>
+        </w:rPr>
+      </w:pPr>
+      <w:r>
+        <w:rPr>
+          <w:b/>
+          <w:bCs/>
+        </w:rPr>
+        <w:t>History and Architecture</w:t>
       </w:r>
     </w:p>
     <w:p>
-      <w:pPr xmlns:w="http://schemas.openxmlformats.org/wordprocessingml/2006/main">
-        <w:numPr>
-          <w:ilvl w:val="0"/>
-          <w:numId w:val="1"/>
-        </w:numPr>
-      </w:pPr>
-      <w:r xmlns:w="http://schemas.openxmlformats.org/wordprocessingml/2006/main">
-        <w:rPr>
-          <w:b/>
-          <w:bCs/>
-        </w:rPr>
-        <w:t xml:space="preserve">Very ancient origins: </w:t>
-      </w:r>
-      <w:r xmlns:w="http://schemas.openxmlformats.org/wordprocessingml/2006/main">
-        <w:t xml:space="preserve">Tradition and some papal bulls (such as that of Gregory VII) suggest that the church already existed in the </w:t>
-      </w:r>
-      <w:r xmlns:w="http://schemas.openxmlformats.org/wordprocessingml/2006/main">
-        <w:rPr>
-          <w:b/>
-          <w:bCs/>
-        </w:rPr>
-        <w:t xml:space="preserve">5th or 6th century </w:t>
-      </w:r>
-      <w:r xmlns:w="http://schemas.openxmlformats.org/wordprocessingml/2006/main">
-        <w:t xml:space="preserve">. It initially stood on the Cardo Maximus of the Roman city.</w:t>
-      </w:r>
-    </w:p>
-    <w:p>
-      <w:pPr xmlns:w="http://schemas.openxmlformats.org/wordprocessingml/2006/main">
-        <w:numPr>
-          <w:ilvl w:val="0"/>
-          <w:numId w:val="1"/>
-        </w:numPr>
-      </w:pPr>
-      <w:r xmlns:w="http://schemas.openxmlformats.org/wordprocessingml/2006/main">
-        <w:rPr>
-          <w:b/>
-          <w:bCs/>
-        </w:rPr>
-        <w:t xml:space="preserve">Renovations: </w:t>
-      </w:r>
-      <w:r xmlns:w="http://schemas.openxmlformats.org/wordprocessingml/2006/main">
-        <w:t xml:space="preserve">It was rebuilt in Romanesque style in the </w:t>
-      </w:r>
-      <w:r xmlns:w="http://schemas.openxmlformats.org/wordprocessingml/2006/main">
-        <w:rPr>
-          <w:b/>
-          <w:bCs/>
-        </w:rPr>
-        <w:t xml:space="preserve">12th century </w:t>
-      </w:r>
-      <w:r xmlns:w="http://schemas.openxmlformats.org/wordprocessingml/2006/main">
-        <w:t xml:space="preserve">(consecrated in 1187) and became the seat of a Collegiate Church of Canons.</w:t>
-      </w:r>
-    </w:p>
-    <w:p>
-      <w:pPr xmlns:w="http://schemas.openxmlformats.org/wordprocessingml/2006/main">
-        <w:numPr>
-          <w:ilvl w:val="0"/>
-          <w:numId w:val="1"/>
-        </w:numPr>
-      </w:pPr>
-      <w:r xmlns:w="http://schemas.openxmlformats.org/wordprocessingml/2006/main">
-        <w:rPr>
-          <w:b/>
-          <w:bCs/>
-        </w:rPr>
-        <w:t xml:space="preserve">The current appearance: </w:t>
-      </w:r>
-      <w:r xmlns:w="http://schemas.openxmlformats.org/wordprocessingml/2006/main">
-        <w:t xml:space="preserve">The face we see today is the result of the </w:t>
-      </w:r>
-      <w:r xmlns:w="http://schemas.openxmlformats.org/wordprocessingml/2006/main">
-        <w:rPr>
-          <w:b/>
-          <w:bCs/>
-        </w:rPr>
-        <w:t xml:space="preserve">1665 transformation </w:t>
-      </w:r>
-      <w:r xmlns:w="http://schemas.openxmlformats.org/wordprocessingml/2006/main">
-        <w:t xml:space="preserve">carried out by the architect </w:t>
-      </w:r>
-      <w:r xmlns:w="http://schemas.openxmlformats.org/wordprocessingml/2006/main">
-        <w:rPr>
-          <w:b/>
-          <w:bCs/>
-        </w:rPr>
-        <w:t xml:space="preserve">Paolo Canali </w:t>
-      </w:r>
-      <w:r xmlns:w="http://schemas.openxmlformats.org/wordprocessingml/2006/main">
-        <w:t xml:space="preserve">, who replaced the old wooden truss ceiling with a baroque barrel vault.</w:t>
-      </w:r>
-    </w:p>
-    <w:p>
-      <w:pPr xmlns:w="http://schemas.openxmlformats.org/wordprocessingml/2006/main">
-        <w:numPr>
-          <w:ilvl w:val="0"/>
-          <w:numId w:val="1"/>
-        </w:numPr>
-      </w:pPr>
-      <w:r xmlns:w="http://schemas.openxmlformats.org/wordprocessingml/2006/main">
-        <w:rPr>
-          <w:b/>
-          <w:bCs/>
-        </w:rPr>
-        <w:t xml:space="preserve">The façade: </w:t>
-      </w:r>
-      <w:r xmlns:w="http://schemas.openxmlformats.org/wordprocessingml/2006/main">
-        <w:t xml:space="preserve">It is characterised by a three-arched portico. The upper part, with the triangular pediment, was completed only recently, in </w:t>
-      </w:r>
-      <w:r xmlns:w="http://schemas.openxmlformats.org/wordprocessingml/2006/main">
-        <w:rPr>
-          <w:b/>
-          <w:bCs/>
-        </w:rPr>
-        <w:t xml:space="preserve">1955 </w:t>
-      </w:r>
-      <w:r xmlns:w="http://schemas.openxmlformats.org/wordprocessingml/2006/main">
-        <w:t xml:space="preserve">.</w:t>
-      </w:r>
-    </w:p>
-    <w:p>
-      <w:pPr xmlns:w="http://schemas.openxmlformats.org/wordprocessingml/2006/main">
-        <w:numPr>
-          <w:ilvl w:val="0"/>
-          <w:numId w:val="1"/>
-        </w:numPr>
-      </w:pPr>
-      <w:r xmlns:w="http://schemas.openxmlformats.org/wordprocessingml/2006/main">
-        <w:rPr>
-          <w:b/>
-          <w:bCs/>
-        </w:rPr>
-        <w:t xml:space="preserve">Recent restorations: </w:t>
-      </w:r>
-      <w:r xmlns:w="http://schemas.openxmlformats.org/wordprocessingml/2006/main">
-        <w:t xml:space="preserve">Severely damaged by the 2012 earthquake, the basilica remained closed for years. After significant structural consolidation and fresco restoration, it reopened for worship in </w:t>
-      </w:r>
-      <w:r xmlns:w="http://schemas.openxmlformats.org/wordprocessingml/2006/main">
-        <w:rPr>
-          <w:b/>
-          <w:bCs/>
-        </w:rPr>
-        <w:t xml:space="preserve">November 2019 </w:t>
-      </w:r>
-      <w:r xmlns:w="http://schemas.openxmlformats.org/wordprocessingml/2006/main">
-        <w:t xml:space="preserve">.</w:t>
-      </w:r>
-    </w:p>
-    <w:p>
-      <w:pPr xmlns:w="http://schemas.openxmlformats.org/wordprocessingml/2006/main">
-        <w:rPr>
-          <w:b/>
-          <w:bCs/>
-        </w:rPr>
-      </w:pPr>
-      <w:r xmlns:w="http://schemas.openxmlformats.org/wordprocessingml/2006/main">
-        <w:rPr>
-          <w:b/>
-          <w:bCs/>
-        </w:rPr>
-        <w:t xml:space="preserve">Notable works of art</w:t>
-      </w:r>
-    </w:p>
-    <w:p>
-      <w:r xmlns:w="http://schemas.openxmlformats.org/wordprocessingml/2006/main">
-        <w:t xml:space="preserve">The interior, with three naves, is a true gallery of Bolognese painting:</w:t>
-      </w:r>
-    </w:p>
-    <w:p>
-      <w:pPr xmlns:w="http://schemas.openxmlformats.org/wordprocessingml/2006/main">
+      <w:pPr>
         <w:numPr>
           <w:ilvl w:val="0"/>
           <w:numId w:val="2"/>
         </w:numPr>
       </w:pPr>
-      <w:r xmlns:w="http://schemas.openxmlformats.org/wordprocessingml/2006/main">
-        <w:rPr>
-          <w:b/>
-          <w:bCs/>
-        </w:rPr>
-        <w:t xml:space="preserve">The Vault: </w:t>
-      </w:r>
-      <w:r xmlns:w="http://schemas.openxmlformats.org/wordprocessingml/2006/main">
-        <w:t xml:space="preserve">Decorated between 1936 and 1938 by the Valtellina painter </w:t>
-      </w:r>
-      <w:r xmlns:w="http://schemas.openxmlformats.org/wordprocessingml/2006/main">
-        <w:rPr>
-          <w:b/>
-          <w:bCs/>
-        </w:rPr>
-        <w:t xml:space="preserve">Eliseo Fumagalli </w:t>
-      </w:r>
-      <w:r xmlns:w="http://schemas.openxmlformats.org/wordprocessingml/2006/main">
-        <w:t xml:space="preserve">, with a perspective effect that simulates an open sky populated by angels.</w:t>
+      <w:r>
+        <w:rPr>
+          <w:b/>
+          <w:bCs/>
+        </w:rPr>
+        <w:t xml:space="preserve">Ancient </w:t>
+      </w:r>
+      <w:proofErr w:type="spellStart"/>
+      <w:r>
+        <w:rPr>
+          <w:b/>
+          <w:bCs/>
+        </w:rPr>
+        <w:t>Origins</w:t>
+      </w:r>
+      <w:proofErr w:type="spellEnd"/>
+      <w:r>
+        <w:rPr>
+          <w:b/>
+          <w:bCs/>
+        </w:rPr>
+        <w:t>:</w:t>
+      </w:r>
+      <w:r>
+        <w:t xml:space="preserve"> </w:t>
+      </w:r>
+      <w:proofErr w:type="spellStart"/>
+      <w:r>
+        <w:t>Tradition</w:t>
+      </w:r>
+      <w:proofErr w:type="spellEnd"/>
+      <w:r>
+        <w:t xml:space="preserve"> and </w:t>
+      </w:r>
+      <w:proofErr w:type="spellStart"/>
+      <w:r>
+        <w:t>papal</w:t>
+      </w:r>
+      <w:proofErr w:type="spellEnd"/>
+      <w:r>
+        <w:t xml:space="preserve"> bulls (</w:t>
+      </w:r>
+      <w:proofErr w:type="spellStart"/>
+      <w:r>
+        <w:t>such</w:t>
+      </w:r>
+      <w:proofErr w:type="spellEnd"/>
+      <w:r>
+        <w:t xml:space="preserve"> </w:t>
+      </w:r>
+      <w:proofErr w:type="spellStart"/>
+      <w:r>
+        <w:t>as</w:t>
+      </w:r>
+      <w:proofErr w:type="spellEnd"/>
+      <w:r>
+        <w:t xml:space="preserve"> the one by Pope Gregory VII) </w:t>
+      </w:r>
+      <w:proofErr w:type="spellStart"/>
+      <w:r>
+        <w:t>suggest</w:t>
+      </w:r>
+      <w:proofErr w:type="spellEnd"/>
+      <w:r>
+        <w:t xml:space="preserve"> </w:t>
+      </w:r>
+      <w:proofErr w:type="spellStart"/>
+      <w:r>
+        <w:t>that</w:t>
+      </w:r>
+      <w:proofErr w:type="spellEnd"/>
+      <w:r>
+        <w:t xml:space="preserve"> a </w:t>
+      </w:r>
+      <w:proofErr w:type="spellStart"/>
+      <w:r>
+        <w:t>church</w:t>
+      </w:r>
+      <w:proofErr w:type="spellEnd"/>
+      <w:r>
+        <w:t xml:space="preserve"> </w:t>
+      </w:r>
+      <w:proofErr w:type="spellStart"/>
+      <w:r>
+        <w:t>existed</w:t>
+      </w:r>
+      <w:proofErr w:type="spellEnd"/>
+      <w:r>
+        <w:t xml:space="preserve"> </w:t>
+      </w:r>
+      <w:proofErr w:type="spellStart"/>
+      <w:r>
+        <w:t>here</w:t>
+      </w:r>
+      <w:proofErr w:type="spellEnd"/>
+      <w:r>
+        <w:t xml:space="preserve"> </w:t>
+      </w:r>
+      <w:proofErr w:type="spellStart"/>
+      <w:r>
+        <w:t>as</w:t>
+      </w:r>
+      <w:proofErr w:type="spellEnd"/>
+      <w:r>
+        <w:t xml:space="preserve"> </w:t>
+      </w:r>
+      <w:proofErr w:type="spellStart"/>
+      <w:r>
+        <w:t>early</w:t>
+      </w:r>
+      <w:proofErr w:type="spellEnd"/>
+      <w:r>
+        <w:t xml:space="preserve"> </w:t>
+      </w:r>
+      <w:proofErr w:type="spellStart"/>
+      <w:r>
+        <w:t>as</w:t>
+      </w:r>
+      <w:proofErr w:type="spellEnd"/>
+      <w:r>
+        <w:t xml:space="preserve"> the 5th or 6th </w:t>
+      </w:r>
+      <w:proofErr w:type="spellStart"/>
+      <w:r>
+        <w:t>century</w:t>
+      </w:r>
+      <w:proofErr w:type="spellEnd"/>
+      <w:r>
+        <w:t xml:space="preserve"> AD. </w:t>
+      </w:r>
+      <w:proofErr w:type="spellStart"/>
+      <w:r>
+        <w:t>It</w:t>
+      </w:r>
+      <w:proofErr w:type="spellEnd"/>
+      <w:r>
+        <w:t xml:space="preserve"> </w:t>
+      </w:r>
+      <w:proofErr w:type="spellStart"/>
+      <w:r>
+        <w:t>originally</w:t>
+      </w:r>
+      <w:proofErr w:type="spellEnd"/>
+      <w:r>
+        <w:t xml:space="preserve"> </w:t>
+      </w:r>
+      <w:proofErr w:type="spellStart"/>
+      <w:r>
+        <w:t>stood</w:t>
+      </w:r>
+      <w:proofErr w:type="spellEnd"/>
+      <w:r>
+        <w:t xml:space="preserve"> </w:t>
+      </w:r>
+      <w:proofErr w:type="spellStart"/>
+      <w:r>
+        <w:t>directly</w:t>
+      </w:r>
+      <w:proofErr w:type="spellEnd"/>
+      <w:r>
+        <w:t xml:space="preserve"> </w:t>
+      </w:r>
+      <w:proofErr w:type="spellStart"/>
+      <w:r>
+        <w:t>along</w:t>
+      </w:r>
+      <w:proofErr w:type="spellEnd"/>
+      <w:r>
+        <w:t xml:space="preserve"> the </w:t>
+      </w:r>
+      <w:r>
+        <w:rPr>
+          <w:i/>
+          <w:iCs/>
+        </w:rPr>
+        <w:t xml:space="preserve">cardo </w:t>
+      </w:r>
+      <w:proofErr w:type="spellStart"/>
+      <w:r>
+        <w:rPr>
+          <w:i/>
+          <w:iCs/>
+        </w:rPr>
+        <w:t>maximus</w:t>
+      </w:r>
+      <w:proofErr w:type="spellEnd"/>
+      <w:r>
+        <w:t xml:space="preserve"> of the Roman city.</w:t>
       </w:r>
     </w:p>
     <w:p>
-      <w:pPr xmlns:w="http://schemas.openxmlformats.org/wordprocessingml/2006/main">
+      <w:pPr>
         <w:numPr>
           <w:ilvl w:val="0"/>
           <w:numId w:val="2"/>
         </w:numPr>
       </w:pPr>
-      <w:r xmlns:w="http://schemas.openxmlformats.org/wordprocessingml/2006/main">
-        <w:rPr>
-          <w:b/>
-          <w:bCs/>
-        </w:rPr>
-        <w:t xml:space="preserve">Paintings: </w:t>
-      </w:r>
-      <w:r xmlns:w="http://schemas.openxmlformats.org/wordprocessingml/2006/main">
-        <w:t xml:space="preserve">It houses canvases by masters such as </w:t>
-      </w:r>
-      <w:r xmlns:w="http://schemas.openxmlformats.org/wordprocessingml/2006/main">
-        <w:rPr>
-          <w:b/>
-          <w:bCs/>
-        </w:rPr>
-        <w:t xml:space="preserve">Orazio </w:t>
-      </w:r>
-      <w:proofErr xmlns:w="http://schemas.openxmlformats.org/wordprocessingml/2006/main" w:type="spellStart"/>
-      <w:r xmlns:w="http://schemas.openxmlformats.org/wordprocessingml/2006/main">
-        <w:rPr>
-          <w:b/>
-          <w:bCs/>
-        </w:rPr>
-        <w:t xml:space="preserve">Samacchini </w:t>
-      </w:r>
-      <w:proofErr xmlns:w="http://schemas.openxmlformats.org/wordprocessingml/2006/main" w:type="spellEnd"/>
-      <w:r xmlns:w="http://schemas.openxmlformats.org/wordprocessingml/2006/main">
-        <w:t xml:space="preserve">, </w:t>
-      </w:r>
-      <w:r xmlns:w="http://schemas.openxmlformats.org/wordprocessingml/2006/main">
-        <w:rPr>
-          <w:b/>
-          <w:bCs/>
-        </w:rPr>
-        <w:t xml:space="preserve">Prospero Fontana </w:t>
-      </w:r>
-      <w:r xmlns:w="http://schemas.openxmlformats.org/wordprocessingml/2006/main">
-        <w:t xml:space="preserve">, </w:t>
-      </w:r>
-      <w:r xmlns:w="http://schemas.openxmlformats.org/wordprocessingml/2006/main">
-        <w:rPr>
-          <w:b/>
-          <w:bCs/>
-        </w:rPr>
-        <w:t xml:space="preserve">Alessandro </w:t>
-      </w:r>
-      <w:proofErr xmlns:w="http://schemas.openxmlformats.org/wordprocessingml/2006/main" w:type="spellStart"/>
-      <w:r xmlns:w="http://schemas.openxmlformats.org/wordprocessingml/2006/main">
-        <w:rPr>
-          <w:b/>
-          <w:bCs/>
-        </w:rPr>
-        <w:t xml:space="preserve">Tiarini </w:t>
-      </w:r>
-      <w:proofErr xmlns:w="http://schemas.openxmlformats.org/wordprocessingml/2006/main" w:type="spellEnd"/>
-      <w:r xmlns:w="http://schemas.openxmlformats.org/wordprocessingml/2006/main">
-        <w:t xml:space="preserve">and </w:t>
-      </w:r>
-      <w:r xmlns:w="http://schemas.openxmlformats.org/wordprocessingml/2006/main">
-        <w:rPr>
-          <w:b/>
-          <w:bCs/>
-        </w:rPr>
-        <w:t xml:space="preserve">Vincenzo </w:t>
-      </w:r>
-      <w:proofErr xmlns:w="http://schemas.openxmlformats.org/wordprocessingml/2006/main" w:type="spellStart"/>
-      <w:r xmlns:w="http://schemas.openxmlformats.org/wordprocessingml/2006/main">
-        <w:rPr>
-          <w:b/>
-          <w:bCs/>
-        </w:rPr>
-        <w:t xml:space="preserve">Spisanelli </w:t>
-      </w:r>
-      <w:proofErr xmlns:w="http://schemas.openxmlformats.org/wordprocessingml/2006/main" w:type="spellEnd"/>
-      <w:r xmlns:w="http://schemas.openxmlformats.org/wordprocessingml/2006/main">
-        <w:t xml:space="preserve">.</w:t>
+      <w:proofErr w:type="spellStart"/>
+      <w:r>
+        <w:rPr>
+          <w:b/>
+          <w:bCs/>
+        </w:rPr>
+        <w:lastRenderedPageBreak/>
+        <w:t>Reconstructions</w:t>
+      </w:r>
+      <w:proofErr w:type="spellEnd"/>
+      <w:r>
+        <w:rPr>
+          <w:b/>
+          <w:bCs/>
+        </w:rPr>
+        <w:t xml:space="preserve"> and </w:t>
+      </w:r>
+      <w:proofErr w:type="spellStart"/>
+      <w:r>
+        <w:rPr>
+          <w:b/>
+          <w:bCs/>
+        </w:rPr>
+        <w:t>Romanesque</w:t>
+      </w:r>
+      <w:proofErr w:type="spellEnd"/>
+      <w:r>
+        <w:rPr>
+          <w:b/>
+          <w:bCs/>
+        </w:rPr>
+        <w:t xml:space="preserve"> </w:t>
+      </w:r>
+      <w:proofErr w:type="spellStart"/>
+      <w:r>
+        <w:rPr>
+          <w:b/>
+          <w:bCs/>
+        </w:rPr>
+        <w:t>Phase</w:t>
+      </w:r>
+      <w:proofErr w:type="spellEnd"/>
+      <w:r>
+        <w:rPr>
+          <w:b/>
+          <w:bCs/>
+        </w:rPr>
+        <w:t>:</w:t>
+      </w:r>
+      <w:r>
+        <w:t xml:space="preserve"> </w:t>
+      </w:r>
+      <w:proofErr w:type="spellStart"/>
+      <w:r>
+        <w:t>It</w:t>
+      </w:r>
+      <w:proofErr w:type="spellEnd"/>
+      <w:r>
+        <w:t xml:space="preserve"> </w:t>
+      </w:r>
+      <w:proofErr w:type="spellStart"/>
+      <w:r>
+        <w:t>was</w:t>
+      </w:r>
+      <w:proofErr w:type="spellEnd"/>
+      <w:r>
+        <w:t xml:space="preserve"> </w:t>
+      </w:r>
+      <w:proofErr w:type="spellStart"/>
+      <w:r>
+        <w:t>rebuilt</w:t>
+      </w:r>
+      <w:proofErr w:type="spellEnd"/>
+      <w:r>
+        <w:t xml:space="preserve"> in </w:t>
+      </w:r>
+      <w:proofErr w:type="spellStart"/>
+      <w:r>
+        <w:t>Romanesque</w:t>
+      </w:r>
+      <w:proofErr w:type="spellEnd"/>
+      <w:r>
+        <w:t xml:space="preserve"> style </w:t>
+      </w:r>
+      <w:proofErr w:type="spellStart"/>
+      <w:r>
+        <w:t>during</w:t>
+      </w:r>
+      <w:proofErr w:type="spellEnd"/>
+      <w:r>
+        <w:t xml:space="preserve"> the 12th </w:t>
+      </w:r>
+      <w:proofErr w:type="spellStart"/>
+      <w:r>
+        <w:t>century</w:t>
+      </w:r>
+      <w:proofErr w:type="spellEnd"/>
+      <w:r>
+        <w:t xml:space="preserve"> (</w:t>
+      </w:r>
+      <w:proofErr w:type="spellStart"/>
+      <w:r>
+        <w:t>officially</w:t>
+      </w:r>
+      <w:proofErr w:type="spellEnd"/>
+      <w:r>
+        <w:t xml:space="preserve"> </w:t>
+      </w:r>
+      <w:proofErr w:type="spellStart"/>
+      <w:r>
+        <w:t>consecrated</w:t>
+      </w:r>
+      <w:proofErr w:type="spellEnd"/>
+      <w:r>
+        <w:t xml:space="preserve"> in 1187) and </w:t>
+      </w:r>
+      <w:proofErr w:type="spellStart"/>
+      <w:r>
+        <w:t>became</w:t>
+      </w:r>
+      <w:proofErr w:type="spellEnd"/>
+      <w:r>
+        <w:t xml:space="preserve"> the </w:t>
+      </w:r>
+      <w:proofErr w:type="spellStart"/>
+      <w:r>
+        <w:t>seat</w:t>
+      </w:r>
+      <w:proofErr w:type="spellEnd"/>
+      <w:r>
+        <w:t xml:space="preserve"> of an </w:t>
+      </w:r>
+      <w:proofErr w:type="spellStart"/>
+      <w:r>
+        <w:t>important</w:t>
+      </w:r>
+      <w:proofErr w:type="spellEnd"/>
+      <w:r>
+        <w:t xml:space="preserve"> Collegiate </w:t>
+      </w:r>
+      <w:proofErr w:type="spellStart"/>
+      <w:r>
+        <w:t>Chapter</w:t>
+      </w:r>
+      <w:proofErr w:type="spellEnd"/>
+      <w:r>
+        <w:t xml:space="preserve"> of </w:t>
+      </w:r>
+      <w:proofErr w:type="spellStart"/>
+      <w:r>
+        <w:t>Canons</w:t>
+      </w:r>
+      <w:proofErr w:type="spellEnd"/>
+      <w:r>
+        <w:t>.</w:t>
       </w:r>
     </w:p>
     <w:p>
-      <w:pPr xmlns:w="http://schemas.openxmlformats.org/wordprocessingml/2006/main">
+      <w:pPr>
         <w:numPr>
           <w:ilvl w:val="0"/>
           <w:numId w:val="2"/>
         </w:numPr>
       </w:pPr>
-      <w:r xmlns:w="http://schemas.openxmlformats.org/wordprocessingml/2006/main">
-        <w:rPr>
-          <w:b/>
-          <w:bCs/>
-        </w:rPr>
-        <w:t xml:space="preserve">Chapel of the Blessed Sacrament: </w:t>
-      </w:r>
-      <w:r xmlns:w="http://schemas.openxmlformats.org/wordprocessingml/2006/main">
-        <w:t xml:space="preserve">Notable for the stucco decorations by </w:t>
-      </w:r>
-      <w:r xmlns:w="http://schemas.openxmlformats.org/wordprocessingml/2006/main">
-        <w:rPr>
-          <w:b/>
-          <w:bCs/>
-        </w:rPr>
-        <w:t xml:space="preserve">Angelo Gabriello Piò </w:t>
-      </w:r>
-      <w:r xmlns:w="http://schemas.openxmlformats.org/wordprocessingml/2006/main">
-        <w:t xml:space="preserve">, a famous sculptor of eighteenth-century Bologna.</w:t>
+      <w:r>
+        <w:rPr>
+          <w:b/>
+          <w:bCs/>
+        </w:rPr>
+        <w:t xml:space="preserve">Current </w:t>
+      </w:r>
+      <w:proofErr w:type="spellStart"/>
+      <w:r>
+        <w:rPr>
+          <w:b/>
+          <w:bCs/>
+        </w:rPr>
+        <w:t>Appearance</w:t>
+      </w:r>
+      <w:proofErr w:type="spellEnd"/>
+      <w:r>
+        <w:rPr>
+          <w:b/>
+          <w:bCs/>
+        </w:rPr>
+        <w:t>:</w:t>
+      </w:r>
+      <w:r>
+        <w:t xml:space="preserve"> The </w:t>
+      </w:r>
+      <w:proofErr w:type="spellStart"/>
+      <w:r>
+        <w:t>majestic</w:t>
+      </w:r>
+      <w:proofErr w:type="spellEnd"/>
+      <w:r>
+        <w:t xml:space="preserve"> </w:t>
+      </w:r>
+      <w:proofErr w:type="spellStart"/>
+      <w:r>
+        <w:t>interior</w:t>
+      </w:r>
+      <w:proofErr w:type="spellEnd"/>
+      <w:r>
+        <w:t xml:space="preserve"> </w:t>
+      </w:r>
+      <w:proofErr w:type="spellStart"/>
+      <w:r>
+        <w:t>we</w:t>
+      </w:r>
+      <w:proofErr w:type="spellEnd"/>
+      <w:r>
+        <w:t xml:space="preserve"> </w:t>
+      </w:r>
+      <w:proofErr w:type="spellStart"/>
+      <w:r>
+        <w:t>see</w:t>
+      </w:r>
+      <w:proofErr w:type="spellEnd"/>
+      <w:r>
+        <w:t xml:space="preserve"> </w:t>
+      </w:r>
+      <w:proofErr w:type="spellStart"/>
+      <w:r>
+        <w:t>today</w:t>
+      </w:r>
+      <w:proofErr w:type="spellEnd"/>
+      <w:r>
+        <w:t xml:space="preserve"> </w:t>
+      </w:r>
+      <w:proofErr w:type="spellStart"/>
+      <w:r>
+        <w:t>is</w:t>
+      </w:r>
+      <w:proofErr w:type="spellEnd"/>
+      <w:r>
+        <w:t xml:space="preserve"> the </w:t>
+      </w:r>
+      <w:proofErr w:type="spellStart"/>
+      <w:r>
+        <w:t>result</w:t>
+      </w:r>
+      <w:proofErr w:type="spellEnd"/>
+      <w:r>
+        <w:t xml:space="preserve"> of a major </w:t>
+      </w:r>
+      <w:proofErr w:type="spellStart"/>
+      <w:r>
+        <w:t>transformation</w:t>
+      </w:r>
+      <w:proofErr w:type="spellEnd"/>
+      <w:r>
+        <w:t xml:space="preserve"> in 1665 by the </w:t>
+      </w:r>
+      <w:proofErr w:type="spellStart"/>
+      <w:r>
+        <w:t>architect</w:t>
+      </w:r>
+      <w:proofErr w:type="spellEnd"/>
+      <w:r>
+        <w:t xml:space="preserve"> </w:t>
+      </w:r>
+      <w:r>
+        <w:rPr>
+          <w:b/>
+          <w:bCs/>
+        </w:rPr>
+        <w:t>Paolo Canali</w:t>
+      </w:r>
+      <w:r>
+        <w:t xml:space="preserve">, </w:t>
+      </w:r>
+      <w:proofErr w:type="spellStart"/>
+      <w:r>
+        <w:t>who</w:t>
+      </w:r>
+      <w:proofErr w:type="spellEnd"/>
+      <w:r>
+        <w:t xml:space="preserve"> </w:t>
+      </w:r>
+      <w:proofErr w:type="spellStart"/>
+      <w:r>
+        <w:t>replaced</w:t>
+      </w:r>
+      <w:proofErr w:type="spellEnd"/>
+      <w:r>
+        <w:t xml:space="preserve"> the </w:t>
+      </w:r>
+      <w:proofErr w:type="spellStart"/>
+      <w:r>
+        <w:t>old</w:t>
+      </w:r>
+      <w:proofErr w:type="spellEnd"/>
+      <w:r>
+        <w:t xml:space="preserve"> </w:t>
+      </w:r>
+      <w:proofErr w:type="spellStart"/>
+      <w:r>
+        <w:t>wooden</w:t>
+      </w:r>
+      <w:proofErr w:type="spellEnd"/>
+      <w:r>
+        <w:t xml:space="preserve"> </w:t>
+      </w:r>
+      <w:proofErr w:type="spellStart"/>
+      <w:r>
+        <w:t>trussed</w:t>
+      </w:r>
+      <w:proofErr w:type="spellEnd"/>
+      <w:r>
+        <w:t xml:space="preserve"> ceiling with a grand </w:t>
+      </w:r>
+      <w:proofErr w:type="spellStart"/>
+      <w:r>
+        <w:t>Baroque</w:t>
+      </w:r>
+      <w:proofErr w:type="spellEnd"/>
+      <w:r>
+        <w:t xml:space="preserve"> barrel </w:t>
+      </w:r>
+      <w:proofErr w:type="spellStart"/>
+      <w:r>
+        <w:t>vault</w:t>
+      </w:r>
+      <w:proofErr w:type="spellEnd"/>
+      <w:r>
+        <w:t>.</w:t>
       </w:r>
     </w:p>
     <w:p>
-      <w:pPr xmlns:w="http://schemas.openxmlformats.org/wordprocessingml/2006/main">
+      <w:pPr>
         <w:numPr>
           <w:ilvl w:val="0"/>
           <w:numId w:val="2"/>
         </w:numPr>
       </w:pPr>
-      <w:r xmlns:w="http://schemas.openxmlformats.org/wordprocessingml/2006/main">
-        <w:rPr>
-          <w:b/>
-          <w:bCs/>
-        </w:rPr>
-        <w:t xml:space="preserve">Altarpiece of the Assumption: </w:t>
-      </w:r>
-      <w:r xmlns:w="http://schemas.openxmlformats.org/wordprocessingml/2006/main">
-        <w:t xml:space="preserve">Begun by </w:t>
-      </w:r>
-      <w:r xmlns:w="http://schemas.openxmlformats.org/wordprocessingml/2006/main">
-        <w:rPr>
-          <w:b/>
-          <w:bCs/>
-        </w:rPr>
-        <w:t xml:space="preserve">Gio. Francesco Bezzi (il </w:t>
-      </w:r>
-      <w:proofErr xmlns:w="http://schemas.openxmlformats.org/wordprocessingml/2006/main" w:type="spellStart"/>
-      <w:r xmlns:w="http://schemas.openxmlformats.org/wordprocessingml/2006/main">
-        <w:rPr>
-          <w:b/>
-          <w:bCs/>
-        </w:rPr>
-        <w:t xml:space="preserve">Nosadella </w:t>
-      </w:r>
-      <w:proofErr xmlns:w="http://schemas.openxmlformats.org/wordprocessingml/2006/main" w:type="spellEnd"/>
-      <w:r xmlns:w="http://schemas.openxmlformats.org/wordprocessingml/2006/main">
-        <w:rPr>
-          <w:b/>
-          <w:bCs/>
-        </w:rPr>
-        <w:t xml:space="preserve">) </w:t>
-      </w:r>
-      <w:r xmlns:w="http://schemas.openxmlformats.org/wordprocessingml/2006/main">
-        <w:t xml:space="preserve">and completed by </w:t>
-      </w:r>
-      <w:r xmlns:w="http://schemas.openxmlformats.org/wordprocessingml/2006/main">
-        <w:rPr>
-          <w:b/>
-          <w:bCs/>
-        </w:rPr>
-        <w:t xml:space="preserve">Prospero Fontana </w:t>
-      </w:r>
-      <w:r xmlns:w="http://schemas.openxmlformats.org/wordprocessingml/2006/main">
-        <w:t xml:space="preserve">(in the choir).</w:t>
+      <w:r>
+        <w:rPr>
+          <w:b/>
+          <w:bCs/>
+        </w:rPr>
+        <w:t xml:space="preserve">The </w:t>
+      </w:r>
+      <w:proofErr w:type="spellStart"/>
+      <w:r>
+        <w:rPr>
+          <w:b/>
+          <w:bCs/>
+        </w:rPr>
+        <w:t>Facade</w:t>
+      </w:r>
+      <w:proofErr w:type="spellEnd"/>
+      <w:r>
+        <w:rPr>
+          <w:b/>
+          <w:bCs/>
+        </w:rPr>
+        <w:t>:</w:t>
+      </w:r>
+      <w:r>
+        <w:t xml:space="preserve"> </w:t>
+      </w:r>
+      <w:proofErr w:type="spellStart"/>
+      <w:r>
+        <w:t>It</w:t>
+      </w:r>
+      <w:proofErr w:type="spellEnd"/>
+      <w:r>
+        <w:t xml:space="preserve"> </w:t>
+      </w:r>
+      <w:proofErr w:type="spellStart"/>
+      <w:r>
+        <w:t>is</w:t>
+      </w:r>
+      <w:proofErr w:type="spellEnd"/>
+      <w:r>
+        <w:t xml:space="preserve"> </w:t>
+      </w:r>
+      <w:proofErr w:type="spellStart"/>
+      <w:r>
+        <w:t>characterized</w:t>
+      </w:r>
+      <w:proofErr w:type="spellEnd"/>
+      <w:r>
+        <w:t xml:space="preserve"> by a portico with </w:t>
+      </w:r>
+      <w:proofErr w:type="spellStart"/>
+      <w:r>
+        <w:t>three</w:t>
+      </w:r>
+      <w:proofErr w:type="spellEnd"/>
+      <w:r>
+        <w:t xml:space="preserve"> </w:t>
+      </w:r>
+      <w:proofErr w:type="spellStart"/>
+      <w:r>
+        <w:t>arches</w:t>
+      </w:r>
+      <w:proofErr w:type="spellEnd"/>
+      <w:r>
+        <w:t xml:space="preserve">. The upper </w:t>
+      </w:r>
+      <w:proofErr w:type="spellStart"/>
+      <w:r>
+        <w:t>portion</w:t>
+      </w:r>
+      <w:proofErr w:type="spellEnd"/>
+      <w:r>
+        <w:t xml:space="preserve">, featuring the </w:t>
+      </w:r>
+      <w:proofErr w:type="spellStart"/>
+      <w:r>
+        <w:t>triangular</w:t>
+      </w:r>
+      <w:proofErr w:type="spellEnd"/>
+      <w:r>
+        <w:t xml:space="preserve"> </w:t>
+      </w:r>
+      <w:proofErr w:type="spellStart"/>
+      <w:r>
+        <w:t>pediment</w:t>
+      </w:r>
+      <w:proofErr w:type="spellEnd"/>
+      <w:r>
+        <w:t xml:space="preserve">, </w:t>
+      </w:r>
+      <w:proofErr w:type="spellStart"/>
+      <w:r>
+        <w:t>was</w:t>
+      </w:r>
+      <w:proofErr w:type="spellEnd"/>
+      <w:r>
+        <w:t xml:space="preserve"> </w:t>
+      </w:r>
+      <w:proofErr w:type="spellStart"/>
+      <w:r>
+        <w:t>only</w:t>
+      </w:r>
+      <w:proofErr w:type="spellEnd"/>
+      <w:r>
+        <w:t xml:space="preserve"> </w:t>
+      </w:r>
+      <w:proofErr w:type="spellStart"/>
+      <w:r>
+        <w:t>completed</w:t>
+      </w:r>
+      <w:proofErr w:type="spellEnd"/>
+      <w:r>
+        <w:t xml:space="preserve"> in </w:t>
+      </w:r>
+      <w:proofErr w:type="spellStart"/>
+      <w:r>
+        <w:t>recent</w:t>
+      </w:r>
+      <w:proofErr w:type="spellEnd"/>
+      <w:r>
+        <w:t xml:space="preserve"> times, in </w:t>
+      </w:r>
+      <w:r>
+        <w:rPr>
+          <w:b/>
+          <w:bCs/>
+        </w:rPr>
+        <w:t>1955</w:t>
+      </w:r>
+      <w:r>
+        <w:t>.</w:t>
       </w:r>
     </w:p>
     <w:p>
-      <w:pPr xmlns:w="http://schemas.openxmlformats.org/wordprocessingml/2006/main">
+      <w:pPr>
         <w:numPr>
           <w:ilvl w:val="0"/>
           <w:numId w:val="2"/>
         </w:numPr>
       </w:pPr>
-      <w:r xmlns:w="http://schemas.openxmlformats.org/wordprocessingml/2006/main">
-        <w:rPr>
-          <w:b/>
-          <w:bCs/>
-        </w:rPr>
-        <w:t xml:space="preserve">Paintings: </w:t>
-      </w:r>
-      <w:r xmlns:w="http://schemas.openxmlformats.org/wordprocessingml/2006/main">
-        <w:t xml:space="preserve">Works by Alessandro </w:t>
-      </w:r>
-      <w:proofErr xmlns:w="http://schemas.openxmlformats.org/wordprocessingml/2006/main" w:type="spellStart"/>
-      <w:r xmlns:w="http://schemas.openxmlformats.org/wordprocessingml/2006/main">
-        <w:t xml:space="preserve">Tiarini </w:t>
-      </w:r>
-      <w:proofErr xmlns:w="http://schemas.openxmlformats.org/wordprocessingml/2006/main" w:type="spellEnd"/>
-      <w:r xmlns:w="http://schemas.openxmlformats.org/wordprocessingml/2006/main">
-        <w:t xml:space="preserve">, Orazio </w:t>
-      </w:r>
-      <w:proofErr xmlns:w="http://schemas.openxmlformats.org/wordprocessingml/2006/main" w:type="spellStart"/>
-      <w:r xmlns:w="http://schemas.openxmlformats.org/wordprocessingml/2006/main">
-        <w:t xml:space="preserve">Samacchini </w:t>
-      </w:r>
-      <w:proofErr xmlns:w="http://schemas.openxmlformats.org/wordprocessingml/2006/main" w:type="spellEnd"/>
-      <w:r xmlns:w="http://schemas.openxmlformats.org/wordprocessingml/2006/main">
-        <w:t xml:space="preserve">, Vincenzo </w:t>
-      </w:r>
-      <w:proofErr xmlns:w="http://schemas.openxmlformats.org/wordprocessingml/2006/main" w:type="spellStart"/>
-      <w:r xmlns:w="http://schemas.openxmlformats.org/wordprocessingml/2006/main">
-        <w:t xml:space="preserve">Spisanelli </w:t>
-      </w:r>
-      <w:proofErr xmlns:w="http://schemas.openxmlformats.org/wordprocessingml/2006/main" w:type="spellEnd"/>
-      <w:r xmlns:w="http://schemas.openxmlformats.org/wordprocessingml/2006/main">
-        <w:t xml:space="preserve">, Mauro Gandolfi and Alessandro </w:t>
-      </w:r>
-      <w:proofErr xmlns:w="http://schemas.openxmlformats.org/wordprocessingml/2006/main" w:type="spellStart"/>
-      <w:r xmlns:w="http://schemas.openxmlformats.org/wordprocessingml/2006/main">
-        <w:t xml:space="preserve">Guardassoni </w:t>
-      </w:r>
-      <w:proofErr xmlns:w="http://schemas.openxmlformats.org/wordprocessingml/2006/main" w:type="spellEnd"/>
-      <w:r xmlns:w="http://schemas.openxmlformats.org/wordprocessingml/2006/main">
-        <w:t xml:space="preserve">.</w:t>
+      <w:proofErr w:type="spellStart"/>
+      <w:r>
+        <w:rPr>
+          <w:b/>
+          <w:bCs/>
+        </w:rPr>
+        <w:t>Recent</w:t>
+      </w:r>
+      <w:proofErr w:type="spellEnd"/>
+      <w:r>
+        <w:rPr>
+          <w:b/>
+          <w:bCs/>
+        </w:rPr>
+        <w:t xml:space="preserve"> </w:t>
+      </w:r>
+      <w:proofErr w:type="spellStart"/>
+      <w:r>
+        <w:rPr>
+          <w:b/>
+          <w:bCs/>
+        </w:rPr>
+        <w:t>Restoration</w:t>
+      </w:r>
+      <w:proofErr w:type="spellEnd"/>
+      <w:r>
+        <w:rPr>
+          <w:b/>
+          <w:bCs/>
+        </w:rPr>
+        <w:t xml:space="preserve"> (Post-</w:t>
+      </w:r>
+      <w:proofErr w:type="spellStart"/>
+      <w:r>
+        <w:rPr>
+          <w:b/>
+          <w:bCs/>
+        </w:rPr>
+        <w:t>Earthquake</w:t>
+      </w:r>
+      <w:proofErr w:type="spellEnd"/>
+      <w:r>
+        <w:rPr>
+          <w:b/>
+          <w:bCs/>
+        </w:rPr>
+        <w:t>):</w:t>
+      </w:r>
+      <w:r>
+        <w:t xml:space="preserve"> </w:t>
+      </w:r>
+      <w:proofErr w:type="spellStart"/>
+      <w:r>
+        <w:t>Severely</w:t>
+      </w:r>
+      <w:proofErr w:type="spellEnd"/>
+      <w:r>
+        <w:t xml:space="preserve"> </w:t>
+      </w:r>
+      <w:proofErr w:type="spellStart"/>
+      <w:r>
+        <w:t>damaged</w:t>
+      </w:r>
+      <w:proofErr w:type="spellEnd"/>
+      <w:r>
+        <w:t xml:space="preserve"> by the Emilia </w:t>
+      </w:r>
+      <w:proofErr w:type="spellStart"/>
+      <w:r>
+        <w:t>earthquake</w:t>
+      </w:r>
+      <w:proofErr w:type="spellEnd"/>
+      <w:r>
+        <w:t xml:space="preserve"> in 2012, the basilica </w:t>
+      </w:r>
+      <w:proofErr w:type="spellStart"/>
+      <w:r>
+        <w:t>remained</w:t>
+      </w:r>
+      <w:proofErr w:type="spellEnd"/>
+      <w:r>
+        <w:t xml:space="preserve"> </w:t>
+      </w:r>
+      <w:proofErr w:type="spellStart"/>
+      <w:r>
+        <w:t>closed</w:t>
+      </w:r>
+      <w:proofErr w:type="spellEnd"/>
+      <w:r>
+        <w:t xml:space="preserve"> for </w:t>
+      </w:r>
+      <w:proofErr w:type="spellStart"/>
+      <w:r>
+        <w:t>years</w:t>
+      </w:r>
+      <w:proofErr w:type="spellEnd"/>
+      <w:r>
+        <w:t xml:space="preserve">. Following major </w:t>
+      </w:r>
+      <w:proofErr w:type="spellStart"/>
+      <w:r>
+        <w:t>structural</w:t>
+      </w:r>
+      <w:proofErr w:type="spellEnd"/>
+      <w:r>
+        <w:t xml:space="preserve"> </w:t>
+      </w:r>
+      <w:proofErr w:type="spellStart"/>
+      <w:r>
+        <w:t>consolidation</w:t>
+      </w:r>
+      <w:proofErr w:type="spellEnd"/>
+      <w:r>
+        <w:t xml:space="preserve"> and fresco </w:t>
+      </w:r>
+      <w:proofErr w:type="spellStart"/>
+      <w:r>
+        <w:t>restoration</w:t>
+      </w:r>
+      <w:proofErr w:type="spellEnd"/>
+      <w:r>
+        <w:t xml:space="preserve">, </w:t>
+      </w:r>
+      <w:proofErr w:type="spellStart"/>
+      <w:r>
+        <w:t>it</w:t>
+      </w:r>
+      <w:proofErr w:type="spellEnd"/>
+      <w:r>
+        <w:t xml:space="preserve"> </w:t>
+      </w:r>
+      <w:proofErr w:type="spellStart"/>
+      <w:r>
+        <w:t>was</w:t>
+      </w:r>
+      <w:proofErr w:type="spellEnd"/>
+      <w:r>
+        <w:t xml:space="preserve"> </w:t>
+      </w:r>
+      <w:proofErr w:type="spellStart"/>
+      <w:r>
+        <w:t>reopened</w:t>
+      </w:r>
+      <w:proofErr w:type="spellEnd"/>
+      <w:r>
+        <w:t xml:space="preserve"> for </w:t>
+      </w:r>
+      <w:proofErr w:type="spellStart"/>
+      <w:r>
+        <w:t>worship</w:t>
+      </w:r>
+      <w:proofErr w:type="spellEnd"/>
+      <w:r>
+        <w:t xml:space="preserve"> in </w:t>
+      </w:r>
+      <w:r>
+        <w:rPr>
+          <w:b/>
+          <w:bCs/>
+        </w:rPr>
+        <w:t>November 2019</w:t>
+      </w:r>
+      <w:r>
+        <w:t>.</w:t>
       </w:r>
     </w:p>
     <w:p>
-      <w:pPr xmlns:w="http://schemas.openxmlformats.org/wordprocessingml/2006/main">
-        <w:numPr>
-          <w:ilvl w:val="0"/>
-          <w:numId w:val="2"/>
-        </w:numPr>
-      </w:pPr>
-      <w:r xmlns:w="http://schemas.openxmlformats.org/wordprocessingml/2006/main">
-        <w:rPr>
-          <w:b/>
-          <w:bCs/>
-        </w:rPr>
-        <w:t xml:space="preserve">Fico Crucifix: </w:t>
-      </w:r>
-      <w:r xmlns:w="http://schemas.openxmlformats.org/wordprocessingml/2006/main">
-        <w:t xml:space="preserve">An ancient wooden crucifix that tradition dates back to before the year 1000.</w:t>
+      <w:pPr>
+        <w:rPr>
+          <w:b/>
+          <w:bCs/>
+        </w:rPr>
+      </w:pPr>
+      <w:proofErr w:type="spellStart"/>
+      <w:r>
+        <w:rPr>
+          <w:b/>
+          <w:bCs/>
+        </w:rPr>
+        <w:t>Notable</w:t>
+      </w:r>
+      <w:proofErr w:type="spellEnd"/>
+      <w:r>
+        <w:rPr>
+          <w:b/>
+          <w:bCs/>
+        </w:rPr>
+        <w:t xml:space="preserve"> Artworks and </w:t>
+      </w:r>
+      <w:proofErr w:type="spellStart"/>
+      <w:r>
+        <w:rPr>
+          <w:b/>
+          <w:bCs/>
+        </w:rPr>
+        <w:t>Interior</w:t>
+      </w:r>
+      <w:proofErr w:type="spellEnd"/>
+      <w:r>
+        <w:rPr>
+          <w:b/>
+          <w:bCs/>
+        </w:rPr>
+        <w:t xml:space="preserve"> Picture Gallery</w:t>
       </w:r>
     </w:p>
     <w:p>
-      <w:pPr xmlns:w="http://schemas.openxmlformats.org/wordprocessingml/2006/main">
-        <w:numPr>
-          <w:ilvl w:val="0"/>
-          <w:numId w:val="2"/>
-        </w:numPr>
-      </w:pPr>
-      <w:r xmlns:w="http://schemas.openxmlformats.org/wordprocessingml/2006/main">
-        <w:rPr>
-          <w:b/>
-          <w:bCs/>
-        </w:rPr>
-        <w:lastRenderedPageBreak xmlns:w="http://schemas.openxmlformats.org/wordprocessingml/2006/main"/>
-      </w:r>
-      <w:r xmlns:w="http://schemas.openxmlformats.org/wordprocessingml/2006/main">
-        <w:rPr>
-          <w:b/>
-          <w:bCs/>
-        </w:rPr>
-        <w:t xml:space="preserve">Decorations: </w:t>
-      </w:r>
-      <w:r xmlns:w="http://schemas.openxmlformats.org/wordprocessingml/2006/main">
-        <w:t xml:space="preserve">The vault was decorated in the modern era (1936-1938) by the painter Eliseo Fumagalli, while the Chapel of the Holy Sacrament boasts precious stuccoes by </w:t>
-      </w:r>
-      <w:r xmlns:w="http://schemas.openxmlformats.org/wordprocessingml/2006/main">
-        <w:rPr>
-          <w:b/>
-          <w:bCs/>
-        </w:rPr>
-        <w:t xml:space="preserve">Angelo Gabriello Piò </w:t>
-      </w:r>
-      <w:r xmlns:w="http://schemas.openxmlformats.org/wordprocessingml/2006/main">
-        <w:t xml:space="preserve">.</w:t>
+      <w:r>
+        <w:t xml:space="preserve">The </w:t>
+      </w:r>
+      <w:proofErr w:type="spellStart"/>
+      <w:r>
+        <w:t>interior</w:t>
+      </w:r>
+      <w:proofErr w:type="spellEnd"/>
+      <w:r>
+        <w:t xml:space="preserve">, </w:t>
+      </w:r>
+      <w:proofErr w:type="spellStart"/>
+      <w:r>
+        <w:t>structured</w:t>
+      </w:r>
+      <w:proofErr w:type="spellEnd"/>
+      <w:r>
+        <w:t xml:space="preserve"> </w:t>
+      </w:r>
+      <w:proofErr w:type="spellStart"/>
+      <w:r>
+        <w:t>into</w:t>
+      </w:r>
+      <w:proofErr w:type="spellEnd"/>
+      <w:r>
+        <w:t xml:space="preserve"> </w:t>
+      </w:r>
+      <w:proofErr w:type="spellStart"/>
+      <w:r>
+        <w:t>three</w:t>
+      </w:r>
+      <w:proofErr w:type="spellEnd"/>
+      <w:r>
+        <w:t xml:space="preserve"> </w:t>
+      </w:r>
+      <w:proofErr w:type="spellStart"/>
+      <w:r>
+        <w:t>naves</w:t>
+      </w:r>
+      <w:proofErr w:type="spellEnd"/>
+      <w:r>
+        <w:t xml:space="preserve">, </w:t>
+      </w:r>
+      <w:proofErr w:type="spellStart"/>
+      <w:r>
+        <w:t>is</w:t>
+      </w:r>
+      <w:proofErr w:type="spellEnd"/>
+      <w:r>
+        <w:t xml:space="preserve"> a </w:t>
+      </w:r>
+      <w:proofErr w:type="spellStart"/>
+      <w:r>
+        <w:t>true</w:t>
+      </w:r>
+      <w:proofErr w:type="spellEnd"/>
+      <w:r>
+        <w:t xml:space="preserve"> art </w:t>
+      </w:r>
+      <w:proofErr w:type="spellStart"/>
+      <w:r>
+        <w:t>gallery</w:t>
+      </w:r>
+      <w:proofErr w:type="spellEnd"/>
+      <w:r>
+        <w:t xml:space="preserve"> of Bolognese painting and </w:t>
+      </w:r>
+      <w:proofErr w:type="spellStart"/>
+      <w:r>
+        <w:t>sculpture</w:t>
+      </w:r>
+      <w:proofErr w:type="spellEnd"/>
+      <w:r>
+        <w:t xml:space="preserve"> from the Renaissance to the 19th </w:t>
+      </w:r>
+      <w:proofErr w:type="spellStart"/>
+      <w:r>
+        <w:t>century</w:t>
+      </w:r>
+      <w:proofErr w:type="spellEnd"/>
+      <w:r>
+        <w:t>:</w:t>
       </w:r>
     </w:p>
     <w:p>
-      <w:pPr xmlns:w="http://schemas.openxmlformats.org/wordprocessingml/2006/main">
-        <w:numPr>
-          <w:ilvl w:val="0"/>
-          <w:numId w:val="2"/>
-        </w:numPr>
-      </w:pPr>
-      <w:r xmlns:w="http://schemas.openxmlformats.org/wordprocessingml/2006/main">
-        <w:rPr>
-          <w:b/>
-          <w:bCs/>
-        </w:rPr>
-        <w:t xml:space="preserve">Interesting fact: </w:t>
-      </w:r>
-      <w:r xmlns:w="http://schemas.openxmlformats.org/wordprocessingml/2006/main">
-        <w:t xml:space="preserve">Inside, an ancient stone cross is preserved, discovered during excavations, which testifies to the ancient sacredness of the place.</w:t>
-      </w:r>
-    </w:p>
-    <w:p>
-      <w:r>
-        <w:pict w14:anchorId="65EC7DE2">
-          <v:rect id="_x0000_i1031" style="width:0;height:1.5pt" o:hralign="center" o:hrstd="t" o:hrnoshade="t" o:hr="t" fillcolor="gray" stroked="f"/>
-        </w:pict>
-      </w:r>
-    </w:p>
-    <w:p>
-      <w:pPr xmlns:w="http://schemas.openxmlformats.org/wordprocessingml/2006/main">
-        <w:rPr>
-          <w:b/>
-          <w:bCs/>
-        </w:rPr>
-      </w:pPr>
-      <w:r xmlns:w="http://schemas.openxmlformats.org/wordprocessingml/2006/main">
-        <w:rPr>
-          <w:b/>
-          <w:bCs/>
-        </w:rPr>
-        <w:t xml:space="preserve">Sources used</w:t>
-      </w:r>
-    </w:p>
-    <w:p>
-      <w:r xmlns:w="http://schemas.openxmlformats.org/wordprocessingml/2006/main">
-        <w:t xml:space="preserve">The information provided comes from the following historical and institutional sources:</w:t>
-      </w:r>
-    </w:p>
-    <w:p>
-      <w:pPr xmlns:w="http://schemas.openxmlformats.org/wordprocessingml/2006/main">
+      <w:pPr>
         <w:numPr>
           <w:ilvl w:val="0"/>
           <w:numId w:val="3"/>
         </w:numPr>
       </w:pPr>
-      <w:r xmlns:w="http://schemas.openxmlformats.org/wordprocessingml/2006/main">
-        <w:rPr>
-          <w:b/>
-          <w:bCs/>
-        </w:rPr>
-        <w:t xml:space="preserve">Origin of Bologna: </w:t>
-      </w:r>
-      <w:r xmlns:w="http://schemas.openxmlformats.org/wordprocessingml/2006/main">
-        <w:t xml:space="preserve">Project of the Municipality of Bologna that documents the history of the streets and historic buildings (information on Via Galliera 10).</w:t>
+      <w:r>
+        <w:rPr>
+          <w:b/>
+          <w:bCs/>
+        </w:rPr>
+        <w:t>The Vault:</w:t>
+      </w:r>
+      <w:r>
+        <w:t xml:space="preserve"> </w:t>
+      </w:r>
+      <w:proofErr w:type="spellStart"/>
+      <w:r>
+        <w:t>Decorated</w:t>
+      </w:r>
+      <w:proofErr w:type="spellEnd"/>
+      <w:r>
+        <w:t xml:space="preserve"> </w:t>
+      </w:r>
+      <w:proofErr w:type="spellStart"/>
+      <w:r>
+        <w:t>between</w:t>
+      </w:r>
+      <w:proofErr w:type="spellEnd"/>
+      <w:r>
+        <w:t xml:space="preserve"> 1936 and 1938 by the Valtellina </w:t>
+      </w:r>
+      <w:proofErr w:type="spellStart"/>
+      <w:r>
+        <w:t>painter</w:t>
+      </w:r>
+      <w:proofErr w:type="spellEnd"/>
+      <w:r>
+        <w:t xml:space="preserve"> </w:t>
+      </w:r>
+      <w:r>
+        <w:rPr>
+          <w:b/>
+          <w:bCs/>
+        </w:rPr>
+        <w:t>Eliseo Fumagalli</w:t>
+      </w:r>
+      <w:r>
+        <w:t xml:space="preserve">, </w:t>
+      </w:r>
+      <w:proofErr w:type="spellStart"/>
+      <w:r>
+        <w:t>it</w:t>
+      </w:r>
+      <w:proofErr w:type="spellEnd"/>
+      <w:r>
+        <w:t xml:space="preserve"> features a grand </w:t>
+      </w:r>
+      <w:proofErr w:type="spellStart"/>
+      <w:r>
+        <w:t>illusionistic</w:t>
+      </w:r>
+      <w:proofErr w:type="spellEnd"/>
+      <w:r>
+        <w:t xml:space="preserve"> </w:t>
+      </w:r>
+      <w:proofErr w:type="spellStart"/>
+      <w:r>
+        <w:t>perspective</w:t>
+      </w:r>
+      <w:proofErr w:type="spellEnd"/>
+      <w:r>
+        <w:t xml:space="preserve"> (</w:t>
+      </w:r>
+      <w:r>
+        <w:rPr>
+          <w:i/>
+          <w:iCs/>
+        </w:rPr>
+        <w:t>sfondato</w:t>
+      </w:r>
+      <w:r>
+        <w:t xml:space="preserve">) </w:t>
+      </w:r>
+      <w:proofErr w:type="spellStart"/>
+      <w:r>
+        <w:t>simulating</w:t>
+      </w:r>
+      <w:proofErr w:type="spellEnd"/>
+      <w:r>
+        <w:t xml:space="preserve"> an open </w:t>
+      </w:r>
+      <w:proofErr w:type="spellStart"/>
+      <w:r>
+        <w:t>sky</w:t>
+      </w:r>
+      <w:proofErr w:type="spellEnd"/>
+      <w:r>
+        <w:t xml:space="preserve"> </w:t>
+      </w:r>
+      <w:proofErr w:type="spellStart"/>
+      <w:r>
+        <w:t>populated</w:t>
+      </w:r>
+      <w:proofErr w:type="spellEnd"/>
+      <w:r>
+        <w:t xml:space="preserve"> by </w:t>
+      </w:r>
+      <w:proofErr w:type="spellStart"/>
+      <w:r>
+        <w:t>hosts</w:t>
+      </w:r>
+      <w:proofErr w:type="spellEnd"/>
+      <w:r>
+        <w:t xml:space="preserve"> of </w:t>
+      </w:r>
+      <w:proofErr w:type="spellStart"/>
+      <w:r>
+        <w:t>angels</w:t>
+      </w:r>
+      <w:proofErr w:type="spellEnd"/>
+      <w:r>
+        <w:t>.</w:t>
       </w:r>
     </w:p>
     <w:p>
-      <w:pPr xmlns:w="http://schemas.openxmlformats.org/wordprocessingml/2006/main">
+      <w:pPr>
         <w:numPr>
           <w:ilvl w:val="0"/>
           <w:numId w:val="3"/>
         </w:numPr>
       </w:pPr>
-      <w:r xmlns:w="http://schemas.openxmlformats.org/wordprocessingml/2006/main">
-        <w:rPr>
-          <w:b/>
-          <w:bCs/>
-        </w:rPr>
-        <w:t xml:space="preserve">Bologna Online - Salaborsa Library: </w:t>
-      </w:r>
-      <w:r xmlns:w="http://schemas.openxmlformats.org/wordprocessingml/2006/main">
-        <w:t xml:space="preserve">Digital archive of the Bologna Central Library.</w:t>
+      <w:proofErr w:type="spellStart"/>
+      <w:r>
+        <w:rPr>
+          <w:b/>
+          <w:bCs/>
+        </w:rPr>
+        <w:t>Altarpiece</w:t>
+      </w:r>
+      <w:proofErr w:type="spellEnd"/>
+      <w:r>
+        <w:rPr>
+          <w:b/>
+          <w:bCs/>
+        </w:rPr>
+        <w:t xml:space="preserve"> of the </w:t>
+      </w:r>
+      <w:proofErr w:type="spellStart"/>
+      <w:r>
+        <w:rPr>
+          <w:b/>
+          <w:bCs/>
+        </w:rPr>
+        <w:t>Assumption</w:t>
+      </w:r>
+      <w:proofErr w:type="spellEnd"/>
+      <w:r>
+        <w:rPr>
+          <w:b/>
+          <w:bCs/>
+        </w:rPr>
+        <w:t xml:space="preserve"> (in the </w:t>
+      </w:r>
+      <w:proofErr w:type="spellStart"/>
+      <w:r>
+        <w:rPr>
+          <w:b/>
+          <w:bCs/>
+        </w:rPr>
+        <w:t>Choir</w:t>
+      </w:r>
+      <w:proofErr w:type="spellEnd"/>
+      <w:r>
+        <w:rPr>
+          <w:b/>
+          <w:bCs/>
+        </w:rPr>
+        <w:t>):</w:t>
+      </w:r>
+      <w:r>
+        <w:t xml:space="preserve"> Begun by </w:t>
+      </w:r>
+      <w:r>
+        <w:rPr>
+          <w:b/>
+          <w:bCs/>
+        </w:rPr>
+        <w:t>Giovanni Francesco Bezzi (</w:t>
+      </w:r>
+      <w:proofErr w:type="spellStart"/>
+      <w:r>
+        <w:rPr>
+          <w:b/>
+          <w:bCs/>
+        </w:rPr>
+        <w:t>known</w:t>
+      </w:r>
+      <w:proofErr w:type="spellEnd"/>
+      <w:r>
+        <w:rPr>
+          <w:b/>
+          <w:bCs/>
+        </w:rPr>
+        <w:t xml:space="preserve"> </w:t>
+      </w:r>
+      <w:proofErr w:type="spellStart"/>
+      <w:r>
+        <w:rPr>
+          <w:b/>
+          <w:bCs/>
+        </w:rPr>
+        <w:t>as</w:t>
+      </w:r>
+      <w:proofErr w:type="spellEnd"/>
+      <w:r>
+        <w:rPr>
+          <w:b/>
+          <w:bCs/>
+        </w:rPr>
+        <w:t xml:space="preserve"> Il </w:t>
+      </w:r>
+      <w:proofErr w:type="spellStart"/>
+      <w:r>
+        <w:rPr>
+          <w:b/>
+          <w:bCs/>
+        </w:rPr>
+        <w:t>Nosadella</w:t>
+      </w:r>
+      <w:proofErr w:type="spellEnd"/>
+      <w:r>
+        <w:rPr>
+          <w:b/>
+          <w:bCs/>
+        </w:rPr>
+        <w:t>)</w:t>
+      </w:r>
+      <w:r>
+        <w:t xml:space="preserve"> and </w:t>
+      </w:r>
+      <w:proofErr w:type="spellStart"/>
+      <w:r>
+        <w:t>completed</w:t>
+      </w:r>
+      <w:proofErr w:type="spellEnd"/>
+      <w:r>
+        <w:t xml:space="preserve"> by </w:t>
+      </w:r>
+      <w:r>
+        <w:rPr>
+          <w:b/>
+          <w:bCs/>
+        </w:rPr>
+        <w:t>Prospero Fontana</w:t>
+      </w:r>
+      <w:r>
+        <w:t>.</w:t>
       </w:r>
     </w:p>
     <w:p>
-      <w:pPr xmlns:w="http://schemas.openxmlformats.org/wordprocessingml/2006/main">
+      <w:pPr>
         <w:numPr>
           <w:ilvl w:val="0"/>
           <w:numId w:val="3"/>
         </w:numPr>
       </w:pPr>
-      <w:r xmlns:w="http://schemas.openxmlformats.org/wordprocessingml/2006/main">
-        <w:rPr>
-          <w:b/>
-          <w:bCs/>
-        </w:rPr>
-        <w:t xml:space="preserve">History and Memory of Bologna: </w:t>
-      </w:r>
-      <w:r xmlns:w="http://schemas.openxmlformats.org/wordprocessingml/2006/main">
-        <w:t xml:space="preserve">The Municipality's official portal for promoting its historical heritage.</w:t>
+      <w:proofErr w:type="spellStart"/>
+      <w:r>
+        <w:rPr>
+          <w:b/>
+          <w:bCs/>
+        </w:rPr>
+        <w:t>Pictorial</w:t>
+      </w:r>
+      <w:proofErr w:type="spellEnd"/>
+      <w:r>
+        <w:rPr>
+          <w:b/>
+          <w:bCs/>
+        </w:rPr>
+        <w:t xml:space="preserve"> Heritage:</w:t>
+      </w:r>
+      <w:r>
+        <w:t xml:space="preserve"> </w:t>
+      </w:r>
+      <w:proofErr w:type="spellStart"/>
+      <w:r>
+        <w:t>Houses</w:t>
+      </w:r>
+      <w:proofErr w:type="spellEnd"/>
+      <w:r>
+        <w:t xml:space="preserve"> </w:t>
+      </w:r>
+      <w:proofErr w:type="spellStart"/>
+      <w:r>
+        <w:t>precious</w:t>
+      </w:r>
+      <w:proofErr w:type="spellEnd"/>
+      <w:r>
+        <w:t xml:space="preserve"> </w:t>
+      </w:r>
+      <w:proofErr w:type="spellStart"/>
+      <w:r>
+        <w:t>canvases</w:t>
+      </w:r>
+      <w:proofErr w:type="spellEnd"/>
+      <w:r>
+        <w:t xml:space="preserve"> by masters </w:t>
+      </w:r>
+      <w:proofErr w:type="spellStart"/>
+      <w:r>
+        <w:t>such</w:t>
+      </w:r>
+      <w:proofErr w:type="spellEnd"/>
+      <w:r>
+        <w:t xml:space="preserve"> </w:t>
+      </w:r>
+      <w:proofErr w:type="spellStart"/>
+      <w:r>
+        <w:t>as</w:t>
+      </w:r>
+      <w:proofErr w:type="spellEnd"/>
+      <w:r>
+        <w:t>:</w:t>
       </w:r>
     </w:p>
     <w:p>
-      <w:pPr xmlns:w="http://schemas.openxmlformats.org/wordprocessingml/2006/main">
+      <w:pPr>
+        <w:numPr>
+          <w:ilvl w:val="1"/>
+          <w:numId w:val="3"/>
+        </w:numPr>
+      </w:pPr>
+      <w:r>
+        <w:rPr>
+          <w:b/>
+          <w:bCs/>
+        </w:rPr>
+        <w:t>Orazio Samacchini</w:t>
+      </w:r>
+    </w:p>
+    <w:p>
+      <w:pPr>
+        <w:numPr>
+          <w:ilvl w:val="1"/>
+          <w:numId w:val="3"/>
+        </w:numPr>
+      </w:pPr>
+      <w:r>
+        <w:rPr>
+          <w:b/>
+          <w:bCs/>
+        </w:rPr>
+        <w:t>Prospero Fontana</w:t>
+      </w:r>
+    </w:p>
+    <w:p>
+      <w:pPr>
+        <w:numPr>
+          <w:ilvl w:val="1"/>
+          <w:numId w:val="3"/>
+        </w:numPr>
+      </w:pPr>
+      <w:r>
+        <w:rPr>
+          <w:b/>
+          <w:bCs/>
+        </w:rPr>
+        <w:t>Alessandro Tiarini</w:t>
+      </w:r>
+    </w:p>
+    <w:p>
+      <w:pPr>
+        <w:numPr>
+          <w:ilvl w:val="1"/>
+          <w:numId w:val="3"/>
+        </w:numPr>
+      </w:pPr>
+      <w:r>
+        <w:rPr>
+          <w:b/>
+          <w:bCs/>
+        </w:rPr>
+        <w:t>Vincenzo Spisanelli</w:t>
+      </w:r>
+    </w:p>
+    <w:p>
+      <w:pPr>
+        <w:numPr>
+          <w:ilvl w:val="1"/>
+          <w:numId w:val="3"/>
+        </w:numPr>
+      </w:pPr>
+      <w:r>
+        <w:rPr>
+          <w:b/>
+          <w:bCs/>
+        </w:rPr>
+        <w:t>Mauro Gandolfi</w:t>
+      </w:r>
+    </w:p>
+    <w:p>
+      <w:pPr>
+        <w:numPr>
+          <w:ilvl w:val="1"/>
+          <w:numId w:val="3"/>
+        </w:numPr>
+      </w:pPr>
+      <w:r>
+        <w:rPr>
+          <w:b/>
+          <w:bCs/>
+        </w:rPr>
+        <w:t>Alessandro Guardassoni</w:t>
+      </w:r>
+    </w:p>
+    <w:p>
+      <w:pPr>
         <w:numPr>
           <w:ilvl w:val="0"/>
           <w:numId w:val="3"/>
         </w:numPr>
       </w:pPr>
-      <w:proofErr xmlns:w="http://schemas.openxmlformats.org/wordprocessingml/2006/main" w:type="spellStart"/>
-      <w:r xmlns:w="http://schemas.openxmlformats.org/wordprocessingml/2006/main">
-        <w:rPr>
-          <w:b/>
-          <w:bCs/>
-        </w:rPr>
-        <w:t xml:space="preserve">BeWeB </w:t>
-      </w:r>
-      <w:proofErr xmlns:w="http://schemas.openxmlformats.org/wordprocessingml/2006/main" w:type="spellEnd"/>
-      <w:r xmlns:w="http://schemas.openxmlformats.org/wordprocessingml/2006/main">
-        <w:rPr>
-          <w:b/>
-          <w:bCs/>
-        </w:rPr>
-        <w:t xml:space="preserve">(Ecclesiastical Heritage on the Web): </w:t>
-      </w:r>
-      <w:r xmlns:w="http://schemas.openxmlformats.org/wordprocessingml/2006/main">
-        <w:t xml:space="preserve">Official census of the Italian Episcopal Conference (CEI).</w:t>
+      <w:r>
+        <w:rPr>
+          <w:b/>
+          <w:bCs/>
+        </w:rPr>
+        <w:t xml:space="preserve">Chapel of the Blessed </w:t>
+      </w:r>
+      <w:proofErr w:type="spellStart"/>
+      <w:r>
+        <w:rPr>
+          <w:b/>
+          <w:bCs/>
+        </w:rPr>
+        <w:t>Sacrament</w:t>
+      </w:r>
+      <w:proofErr w:type="spellEnd"/>
+      <w:r>
+        <w:rPr>
+          <w:b/>
+          <w:bCs/>
+        </w:rPr>
+        <w:t>:</w:t>
+      </w:r>
+      <w:r>
+        <w:t xml:space="preserve"> </w:t>
+      </w:r>
+      <w:proofErr w:type="spellStart"/>
+      <w:r>
+        <w:t>Notable</w:t>
+      </w:r>
+      <w:proofErr w:type="spellEnd"/>
+      <w:r>
+        <w:t xml:space="preserve"> for </w:t>
+      </w:r>
+      <w:proofErr w:type="spellStart"/>
+      <w:r>
+        <w:t>its</w:t>
+      </w:r>
+      <w:proofErr w:type="spellEnd"/>
+      <w:r>
+        <w:t xml:space="preserve"> </w:t>
+      </w:r>
+      <w:proofErr w:type="spellStart"/>
+      <w:r>
+        <w:t>refined</w:t>
+      </w:r>
+      <w:proofErr w:type="spellEnd"/>
+      <w:r>
+        <w:t xml:space="preserve"> stucco </w:t>
+      </w:r>
+      <w:proofErr w:type="spellStart"/>
+      <w:r>
+        <w:t>decorations</w:t>
+      </w:r>
+      <w:proofErr w:type="spellEnd"/>
+      <w:r>
+        <w:t xml:space="preserve"> </w:t>
+      </w:r>
+      <w:proofErr w:type="spellStart"/>
+      <w:r>
+        <w:t>created</w:t>
+      </w:r>
+      <w:proofErr w:type="spellEnd"/>
+      <w:r>
+        <w:t xml:space="preserve"> by </w:t>
+      </w:r>
+      <w:r>
+        <w:rPr>
+          <w:b/>
+          <w:bCs/>
+        </w:rPr>
+        <w:t>Angelo Gabriello Piò</w:t>
+      </w:r>
+      <w:r>
+        <w:t xml:space="preserve">, a </w:t>
+      </w:r>
+      <w:proofErr w:type="spellStart"/>
+      <w:r>
+        <w:t>famous</w:t>
+      </w:r>
+      <w:proofErr w:type="spellEnd"/>
+      <w:r>
+        <w:t xml:space="preserve"> 18th-century Bolognese </w:t>
+      </w:r>
+      <w:proofErr w:type="spellStart"/>
+      <w:r>
+        <w:t>sculptor</w:t>
+      </w:r>
+      <w:proofErr w:type="spellEnd"/>
+      <w:r>
+        <w:t>.</w:t>
       </w:r>
     </w:p>
     <w:p>
-      <w:pPr xmlns:w="http://schemas.openxmlformats.org/wordprocessingml/2006/main">
+      <w:pPr>
         <w:numPr>
           <w:ilvl w:val="0"/>
           <w:numId w:val="3"/>
         </w:numPr>
       </w:pPr>
-      <w:r xmlns:w="http://schemas.openxmlformats.org/wordprocessingml/2006/main">
-        <w:rPr>
-          <w:b/>
-          <w:bCs/>
-        </w:rPr>
-        <w:t xml:space="preserve">Official website of the Basilica: </w:t>
-      </w:r>
-      <w:r xmlns:w="http://schemas.openxmlformats.org/wordprocessingml/2006/main">
-        <w:t xml:space="preserve">Documentation relating to the post-2012 earthquake restoration.</w:t>
+      <w:r>
+        <w:rPr>
+          <w:b/>
+          <w:bCs/>
+        </w:rPr>
+        <w:t xml:space="preserve">The </w:t>
+      </w:r>
+      <w:proofErr w:type="spellStart"/>
+      <w:r>
+        <w:rPr>
+          <w:b/>
+          <w:bCs/>
+        </w:rPr>
+        <w:t>Fig</w:t>
+      </w:r>
+      <w:proofErr w:type="spellEnd"/>
+      <w:r>
+        <w:rPr>
+          <w:b/>
+          <w:bCs/>
+        </w:rPr>
+        <w:t xml:space="preserve"> Tree </w:t>
+      </w:r>
+      <w:proofErr w:type="spellStart"/>
+      <w:r>
+        <w:rPr>
+          <w:b/>
+          <w:bCs/>
+        </w:rPr>
+        <w:t>Crucifix</w:t>
+      </w:r>
+      <w:proofErr w:type="spellEnd"/>
+      <w:r>
+        <w:rPr>
+          <w:b/>
+          <w:bCs/>
+        </w:rPr>
+        <w:t>:</w:t>
+      </w:r>
+      <w:r>
+        <w:t xml:space="preserve"> An </w:t>
+      </w:r>
+      <w:proofErr w:type="spellStart"/>
+      <w:r>
+        <w:t>ancient</w:t>
+      </w:r>
+      <w:proofErr w:type="spellEnd"/>
+      <w:r>
+        <w:t xml:space="preserve"> </w:t>
+      </w:r>
+      <w:proofErr w:type="spellStart"/>
+      <w:r>
+        <w:t>wooden</w:t>
+      </w:r>
+      <w:proofErr w:type="spellEnd"/>
+      <w:r>
+        <w:t xml:space="preserve"> </w:t>
+      </w:r>
+      <w:proofErr w:type="spellStart"/>
+      <w:r>
+        <w:t>crucifix</w:t>
+      </w:r>
+      <w:proofErr w:type="spellEnd"/>
+      <w:r>
+        <w:t xml:space="preserve"> </w:t>
+      </w:r>
+      <w:proofErr w:type="spellStart"/>
+      <w:r>
+        <w:t>that</w:t>
+      </w:r>
+      <w:proofErr w:type="spellEnd"/>
+      <w:r>
+        <w:t xml:space="preserve"> </w:t>
+      </w:r>
+      <w:proofErr w:type="spellStart"/>
+      <w:r>
+        <w:t>tradition</w:t>
+      </w:r>
+      <w:proofErr w:type="spellEnd"/>
+      <w:r>
+        <w:t xml:space="preserve"> </w:t>
+      </w:r>
+      <w:proofErr w:type="spellStart"/>
+      <w:r>
+        <w:t>dates</w:t>
+      </w:r>
+      <w:proofErr w:type="spellEnd"/>
+      <w:r>
+        <w:t xml:space="preserve"> back to </w:t>
+      </w:r>
+      <w:proofErr w:type="spellStart"/>
+      <w:r>
+        <w:t>before</w:t>
+      </w:r>
+      <w:proofErr w:type="spellEnd"/>
+      <w:r>
+        <w:t xml:space="preserve"> the </w:t>
+      </w:r>
+      <w:proofErr w:type="spellStart"/>
+      <w:r>
+        <w:t>year</w:t>
+      </w:r>
+      <w:proofErr w:type="spellEnd"/>
+      <w:r>
+        <w:t xml:space="preserve"> 1000 (</w:t>
+      </w:r>
+      <w:proofErr w:type="spellStart"/>
+      <w:r>
+        <w:t>attributed</w:t>
+      </w:r>
+      <w:proofErr w:type="spellEnd"/>
+      <w:r>
+        <w:t xml:space="preserve"> to the 12th–13th </w:t>
+      </w:r>
+      <w:proofErr w:type="spellStart"/>
+      <w:r>
+        <w:t>century</w:t>
+      </w:r>
+      <w:proofErr w:type="spellEnd"/>
+      <w:r>
+        <w:t>).</w:t>
       </w:r>
     </w:p>
     <w:p>
-      <w:r xmlns:w="http://schemas.openxmlformats.org/wordprocessingml/2006/main">
-        <w:t xml:space="preserve">Would you like to learn more about the history of a specific work inside the Basilica or find out about its opening hours?</w:t>
+      <w:pPr>
+        <w:numPr>
+          <w:ilvl w:val="0"/>
+          <w:numId w:val="3"/>
+        </w:numPr>
+      </w:pPr>
+      <w:r>
+        <w:rPr>
+          <w:b/>
+          <w:bCs/>
+        </w:rPr>
+        <w:t>The Stone Cross:</w:t>
+      </w:r>
+      <w:r>
+        <w:t xml:space="preserve"> An </w:t>
+      </w:r>
+      <w:proofErr w:type="spellStart"/>
+      <w:r>
+        <w:t>ancient</w:t>
+      </w:r>
+      <w:proofErr w:type="spellEnd"/>
+      <w:r>
+        <w:t xml:space="preserve"> stone road cross, </w:t>
+      </w:r>
+      <w:proofErr w:type="spellStart"/>
+      <w:r>
+        <w:t>discovered</w:t>
+      </w:r>
+      <w:proofErr w:type="spellEnd"/>
+      <w:r>
+        <w:t xml:space="preserve"> </w:t>
+      </w:r>
+      <w:proofErr w:type="spellStart"/>
+      <w:r>
+        <w:t>during</w:t>
+      </w:r>
+      <w:proofErr w:type="spellEnd"/>
+      <w:r>
+        <w:t xml:space="preserve"> </w:t>
+      </w:r>
+      <w:proofErr w:type="spellStart"/>
+      <w:r>
+        <w:t>archaeological</w:t>
+      </w:r>
+      <w:proofErr w:type="spellEnd"/>
+      <w:r>
+        <w:t xml:space="preserve"> </w:t>
+      </w:r>
+      <w:proofErr w:type="spellStart"/>
+      <w:r>
+        <w:t>excavations</w:t>
+      </w:r>
+      <w:proofErr w:type="spellEnd"/>
+      <w:r>
+        <w:t xml:space="preserve"> </w:t>
+      </w:r>
+      <w:proofErr w:type="spellStart"/>
+      <w:r>
+        <w:t>beneath</w:t>
+      </w:r>
+      <w:proofErr w:type="spellEnd"/>
+      <w:r>
+        <w:t xml:space="preserve"> the sub-</w:t>
+      </w:r>
+      <w:proofErr w:type="spellStart"/>
+      <w:r>
+        <w:t>floor</w:t>
+      </w:r>
+      <w:proofErr w:type="spellEnd"/>
+      <w:r>
+        <w:t xml:space="preserve">, </w:t>
+      </w:r>
+      <w:proofErr w:type="spellStart"/>
+      <w:r>
+        <w:t>is</w:t>
+      </w:r>
+      <w:proofErr w:type="spellEnd"/>
+      <w:r>
+        <w:t xml:space="preserve"> </w:t>
+      </w:r>
+      <w:proofErr w:type="spellStart"/>
+      <w:r>
+        <w:t>preserved</w:t>
+      </w:r>
+      <w:proofErr w:type="spellEnd"/>
+      <w:r>
+        <w:t xml:space="preserve"> inside, </w:t>
+      </w:r>
+      <w:proofErr w:type="spellStart"/>
+      <w:r>
+        <w:t>testifying</w:t>
+      </w:r>
+      <w:proofErr w:type="spellEnd"/>
+      <w:r>
+        <w:t xml:space="preserve"> to the </w:t>
+      </w:r>
+      <w:proofErr w:type="spellStart"/>
+      <w:r>
+        <w:t>site's</w:t>
+      </w:r>
+      <w:proofErr w:type="spellEnd"/>
+      <w:r>
+        <w:t xml:space="preserve"> </w:t>
+      </w:r>
+      <w:proofErr w:type="spellStart"/>
+      <w:r>
+        <w:t>ancient</w:t>
+      </w:r>
+      <w:proofErr w:type="spellEnd"/>
+      <w:r>
+        <w:t xml:space="preserve"> and </w:t>
+      </w:r>
+      <w:proofErr w:type="spellStart"/>
+      <w:r>
+        <w:t>uninterrupted</w:t>
+      </w:r>
+      <w:proofErr w:type="spellEnd"/>
+      <w:r>
+        <w:t xml:space="preserve"> </w:t>
+      </w:r>
+      <w:proofErr w:type="spellStart"/>
+      <w:r>
+        <w:t>sacredness</w:t>
+      </w:r>
+      <w:proofErr w:type="spellEnd"/>
+      <w:r>
+        <w:t>.</w:t>
+      </w:r>
+    </w:p>
+    <w:p>
+      <w:pPr>
+        <w:rPr>
+          <w:b/>
+          <w:bCs/>
+        </w:rPr>
+      </w:pPr>
+      <w:proofErr w:type="spellStart"/>
+      <w:r>
+        <w:rPr>
+          <w:b/>
+          <w:bCs/>
+        </w:rPr>
+        <w:lastRenderedPageBreak/>
+        <w:t>Anecdotes</w:t>
+      </w:r>
+      <w:proofErr w:type="spellEnd"/>
+      <w:r>
+        <w:rPr>
+          <w:b/>
+          <w:bCs/>
+        </w:rPr>
+        <w:t xml:space="preserve">, Trivia, and </w:t>
+      </w:r>
+      <w:proofErr w:type="spellStart"/>
+      <w:r>
+        <w:rPr>
+          <w:b/>
+          <w:bCs/>
+        </w:rPr>
+        <w:t>Historical</w:t>
+      </w:r>
+      <w:proofErr w:type="spellEnd"/>
+      <w:r>
+        <w:rPr>
+          <w:b/>
+          <w:bCs/>
+        </w:rPr>
+        <w:t xml:space="preserve"> Insights</w:t>
+      </w:r>
+    </w:p>
+    <w:p>
+      <w:pPr>
+        <w:numPr>
+          <w:ilvl w:val="0"/>
+          <w:numId w:val="4"/>
+        </w:numPr>
+      </w:pPr>
+      <w:r>
+        <w:rPr>
+          <w:b/>
+          <w:bCs/>
+        </w:rPr>
+        <w:t xml:space="preserve">The Mystery of the </w:t>
+      </w:r>
+      <w:proofErr w:type="spellStart"/>
+      <w:r>
+        <w:rPr>
+          <w:b/>
+          <w:bCs/>
+        </w:rPr>
+        <w:t>Fig</w:t>
+      </w:r>
+      <w:proofErr w:type="spellEnd"/>
+      <w:r>
+        <w:rPr>
+          <w:b/>
+          <w:bCs/>
+        </w:rPr>
+        <w:t xml:space="preserve"> Wood:</w:t>
+      </w:r>
+      <w:r>
+        <w:t xml:space="preserve"> </w:t>
+      </w:r>
+      <w:proofErr w:type="spellStart"/>
+      <w:r>
+        <w:t>Devotional</w:t>
+      </w:r>
+      <w:proofErr w:type="spellEnd"/>
+      <w:r>
+        <w:t xml:space="preserve"> </w:t>
+      </w:r>
+      <w:proofErr w:type="spellStart"/>
+      <w:r>
+        <w:t>tradition</w:t>
+      </w:r>
+      <w:proofErr w:type="spellEnd"/>
+      <w:r>
+        <w:t xml:space="preserve"> </w:t>
+      </w:r>
+      <w:proofErr w:type="spellStart"/>
+      <w:r>
+        <w:t>refers</w:t>
+      </w:r>
+      <w:proofErr w:type="spellEnd"/>
+      <w:r>
+        <w:t xml:space="preserve"> to the </w:t>
+      </w:r>
+      <w:proofErr w:type="spellStart"/>
+      <w:r>
+        <w:t>crucifix</w:t>
+      </w:r>
+      <w:proofErr w:type="spellEnd"/>
+      <w:r>
+        <w:t xml:space="preserve"> </w:t>
+      </w:r>
+      <w:proofErr w:type="spellStart"/>
+      <w:r>
+        <w:t>as</w:t>
+      </w:r>
+      <w:proofErr w:type="spellEnd"/>
+      <w:r>
+        <w:t xml:space="preserve"> the </w:t>
+      </w:r>
+      <w:r>
+        <w:rPr>
+          <w:i/>
+          <w:iCs/>
+        </w:rPr>
+        <w:t>"Crocifisso di Fico"</w:t>
+      </w:r>
+      <w:r>
+        <w:t xml:space="preserve"> </w:t>
+      </w:r>
+      <w:proofErr w:type="spellStart"/>
+      <w:r>
+        <w:t>because</w:t>
+      </w:r>
+      <w:proofErr w:type="spellEnd"/>
+      <w:r>
+        <w:t xml:space="preserve"> </w:t>
+      </w:r>
+      <w:proofErr w:type="spellStart"/>
+      <w:r>
+        <w:t>it</w:t>
+      </w:r>
+      <w:proofErr w:type="spellEnd"/>
+      <w:r>
+        <w:t xml:space="preserve"> </w:t>
+      </w:r>
+      <w:proofErr w:type="spellStart"/>
+      <w:r>
+        <w:t>was</w:t>
+      </w:r>
+      <w:proofErr w:type="spellEnd"/>
+      <w:r>
+        <w:t xml:space="preserve"> </w:t>
+      </w:r>
+      <w:proofErr w:type="spellStart"/>
+      <w:r>
+        <w:t>carved</w:t>
+      </w:r>
+      <w:proofErr w:type="spellEnd"/>
+      <w:r>
+        <w:t xml:space="preserve"> from </w:t>
+      </w:r>
+      <w:proofErr w:type="spellStart"/>
+      <w:r>
+        <w:t>fig</w:t>
+      </w:r>
+      <w:proofErr w:type="spellEnd"/>
+      <w:r>
+        <w:t xml:space="preserve"> </w:t>
+      </w:r>
+      <w:proofErr w:type="spellStart"/>
+      <w:r>
+        <w:t>wood</w:t>
+      </w:r>
+      <w:proofErr w:type="spellEnd"/>
+      <w:r>
+        <w:t xml:space="preserve">. In </w:t>
+      </w:r>
+      <w:proofErr w:type="spellStart"/>
+      <w:r>
+        <w:t>artistic</w:t>
+      </w:r>
+      <w:proofErr w:type="spellEnd"/>
+      <w:r>
+        <w:t xml:space="preserve"> and </w:t>
+      </w:r>
+      <w:proofErr w:type="spellStart"/>
+      <w:r>
+        <w:t>botanical</w:t>
+      </w:r>
+      <w:proofErr w:type="spellEnd"/>
+      <w:r>
+        <w:t xml:space="preserve"> </w:t>
+      </w:r>
+      <w:proofErr w:type="spellStart"/>
+      <w:r>
+        <w:t>terms</w:t>
+      </w:r>
+      <w:proofErr w:type="spellEnd"/>
+      <w:r>
+        <w:t xml:space="preserve">, </w:t>
+      </w:r>
+      <w:proofErr w:type="spellStart"/>
+      <w:r>
+        <w:t>this</w:t>
+      </w:r>
+      <w:proofErr w:type="spellEnd"/>
+      <w:r>
+        <w:t xml:space="preserve"> </w:t>
+      </w:r>
+      <w:proofErr w:type="spellStart"/>
+      <w:r>
+        <w:t>is</w:t>
+      </w:r>
+      <w:proofErr w:type="spellEnd"/>
+      <w:r>
+        <w:t xml:space="preserve"> an </w:t>
+      </w:r>
+      <w:proofErr w:type="spellStart"/>
+      <w:r>
+        <w:t>extremely</w:t>
+      </w:r>
+      <w:proofErr w:type="spellEnd"/>
+      <w:r>
+        <w:t xml:space="preserve"> rare </w:t>
+      </w:r>
+      <w:proofErr w:type="spellStart"/>
+      <w:r>
+        <w:t>wood</w:t>
+      </w:r>
+      <w:proofErr w:type="spellEnd"/>
+      <w:r>
+        <w:t xml:space="preserve"> to </w:t>
+      </w:r>
+      <w:proofErr w:type="spellStart"/>
+      <w:r>
+        <w:t>carve</w:t>
+      </w:r>
+      <w:proofErr w:type="spellEnd"/>
+      <w:r>
+        <w:t xml:space="preserve"> due to </w:t>
+      </w:r>
+      <w:proofErr w:type="spellStart"/>
+      <w:r>
+        <w:t>its</w:t>
+      </w:r>
+      <w:proofErr w:type="spellEnd"/>
+      <w:r>
+        <w:t xml:space="preserve"> soft, </w:t>
+      </w:r>
+      <w:proofErr w:type="spellStart"/>
+      <w:r>
+        <w:t>spongy</w:t>
+      </w:r>
+      <w:proofErr w:type="spellEnd"/>
+      <w:r>
+        <w:t xml:space="preserve"> </w:t>
+      </w:r>
+      <w:proofErr w:type="spellStart"/>
+      <w:r>
+        <w:t>fibers</w:t>
+      </w:r>
+      <w:proofErr w:type="spellEnd"/>
+      <w:r>
+        <w:t xml:space="preserve">; in </w:t>
+      </w:r>
+      <w:proofErr w:type="spellStart"/>
+      <w:r>
+        <w:t>early</w:t>
+      </w:r>
+      <w:proofErr w:type="spellEnd"/>
+      <w:r>
+        <w:t xml:space="preserve"> Christian </w:t>
+      </w:r>
+      <w:proofErr w:type="spellStart"/>
+      <w:r>
+        <w:t>symbolism</w:t>
+      </w:r>
+      <w:proofErr w:type="spellEnd"/>
+      <w:r>
+        <w:t xml:space="preserve">, the </w:t>
+      </w:r>
+      <w:proofErr w:type="spellStart"/>
+      <w:r>
+        <w:t>fig</w:t>
+      </w:r>
+      <w:proofErr w:type="spellEnd"/>
+      <w:r>
+        <w:t xml:space="preserve"> </w:t>
+      </w:r>
+      <w:proofErr w:type="spellStart"/>
+      <w:r>
+        <w:t>tree</w:t>
+      </w:r>
+      <w:proofErr w:type="spellEnd"/>
+      <w:r>
+        <w:t xml:space="preserve"> recalls the Tree of Knowledge and the link </w:t>
+      </w:r>
+      <w:proofErr w:type="spellStart"/>
+      <w:r>
+        <w:t>between</w:t>
+      </w:r>
+      <w:proofErr w:type="spellEnd"/>
+      <w:r>
+        <w:t xml:space="preserve"> the Old and New </w:t>
+      </w:r>
+      <w:proofErr w:type="spellStart"/>
+      <w:r>
+        <w:t>Testaments</w:t>
+      </w:r>
+      <w:proofErr w:type="spellEnd"/>
+      <w:r>
+        <w:t xml:space="preserve">, </w:t>
+      </w:r>
+      <w:proofErr w:type="spellStart"/>
+      <w:r>
+        <w:t>bestowing</w:t>
+      </w:r>
+      <w:proofErr w:type="spellEnd"/>
+      <w:r>
+        <w:t xml:space="preserve"> a </w:t>
+      </w:r>
+      <w:proofErr w:type="spellStart"/>
+      <w:r>
+        <w:t>unique</w:t>
+      </w:r>
+      <w:proofErr w:type="spellEnd"/>
+      <w:r>
+        <w:t xml:space="preserve"> spiritual </w:t>
+      </w:r>
+      <w:proofErr w:type="spellStart"/>
+      <w:r>
+        <w:t>significance</w:t>
+      </w:r>
+      <w:proofErr w:type="spellEnd"/>
+      <w:r>
+        <w:t xml:space="preserve"> </w:t>
+      </w:r>
+      <w:proofErr w:type="spellStart"/>
+      <w:r>
+        <w:t>upon</w:t>
+      </w:r>
+      <w:proofErr w:type="spellEnd"/>
+      <w:r>
+        <w:t xml:space="preserve"> the work.</w:t>
+      </w:r>
+    </w:p>
+    <w:p>
+      <w:pPr>
+        <w:numPr>
+          <w:ilvl w:val="0"/>
+          <w:numId w:val="4"/>
+        </w:numPr>
+      </w:pPr>
+      <w:r>
+        <w:rPr>
+          <w:b/>
+          <w:bCs/>
+        </w:rPr>
+        <w:t>The Roman Cardo Beneath the Floor:</w:t>
+      </w:r>
+      <w:r>
+        <w:t xml:space="preserve"> During post-</w:t>
+      </w:r>
+      <w:proofErr w:type="spellStart"/>
+      <w:r>
+        <w:t>earthquake</w:t>
+      </w:r>
+      <w:proofErr w:type="spellEnd"/>
+      <w:r>
+        <w:t xml:space="preserve"> </w:t>
+      </w:r>
+      <w:proofErr w:type="spellStart"/>
+      <w:r>
+        <w:t>restoration</w:t>
+      </w:r>
+      <w:proofErr w:type="spellEnd"/>
+      <w:r>
+        <w:t xml:space="preserve"> work, </w:t>
+      </w:r>
+      <w:proofErr w:type="spellStart"/>
+      <w:r>
+        <w:t>archaeological</w:t>
+      </w:r>
+      <w:proofErr w:type="spellEnd"/>
+      <w:r>
+        <w:t xml:space="preserve"> </w:t>
+      </w:r>
+      <w:proofErr w:type="spellStart"/>
+      <w:r>
+        <w:t>investigations</w:t>
+      </w:r>
+      <w:proofErr w:type="spellEnd"/>
+      <w:r>
+        <w:t xml:space="preserve"> </w:t>
+      </w:r>
+      <w:proofErr w:type="spellStart"/>
+      <w:r>
+        <w:t>beneath</w:t>
+      </w:r>
+      <w:proofErr w:type="spellEnd"/>
+      <w:r>
+        <w:t xml:space="preserve"> the </w:t>
+      </w:r>
+      <w:proofErr w:type="spellStart"/>
+      <w:r>
+        <w:t>flooring</w:t>
+      </w:r>
+      <w:proofErr w:type="spellEnd"/>
+      <w:r>
+        <w:t xml:space="preserve"> </w:t>
+      </w:r>
+      <w:proofErr w:type="spellStart"/>
+      <w:r>
+        <w:t>confirmed</w:t>
+      </w:r>
+      <w:proofErr w:type="spellEnd"/>
+      <w:r>
+        <w:t xml:space="preserve"> the layout of the </w:t>
+      </w:r>
+      <w:proofErr w:type="spellStart"/>
+      <w:r>
+        <w:t>ancient</w:t>
+      </w:r>
+      <w:proofErr w:type="spellEnd"/>
+      <w:r>
+        <w:t xml:space="preserve"> Roman </w:t>
+      </w:r>
+      <w:r>
+        <w:rPr>
+          <w:i/>
+          <w:iCs/>
+        </w:rPr>
+        <w:t xml:space="preserve">cardo </w:t>
+      </w:r>
+      <w:proofErr w:type="spellStart"/>
+      <w:r>
+        <w:rPr>
+          <w:i/>
+          <w:iCs/>
+        </w:rPr>
+        <w:t>maximus</w:t>
+      </w:r>
+      <w:proofErr w:type="spellEnd"/>
+      <w:r>
+        <w:t xml:space="preserve"> </w:t>
+      </w:r>
+      <w:proofErr w:type="spellStart"/>
+      <w:r>
+        <w:t>paving</w:t>
+      </w:r>
+      <w:proofErr w:type="spellEnd"/>
+      <w:r>
+        <w:t xml:space="preserve">, </w:t>
+      </w:r>
+      <w:proofErr w:type="spellStart"/>
+      <w:r>
+        <w:t>upon</w:t>
+      </w:r>
+      <w:proofErr w:type="spellEnd"/>
+      <w:r>
+        <w:t xml:space="preserve"> </w:t>
+      </w:r>
+      <w:proofErr w:type="spellStart"/>
+      <w:r>
+        <w:t>which</w:t>
+      </w:r>
+      <w:proofErr w:type="spellEnd"/>
+      <w:r>
+        <w:t xml:space="preserve"> the </w:t>
+      </w:r>
+      <w:proofErr w:type="spellStart"/>
+      <w:r>
+        <w:t>early</w:t>
+      </w:r>
+      <w:proofErr w:type="spellEnd"/>
+      <w:r>
+        <w:t xml:space="preserve"> Christian community </w:t>
+      </w:r>
+      <w:proofErr w:type="spellStart"/>
+      <w:r>
+        <w:t>chose</w:t>
+      </w:r>
+      <w:proofErr w:type="spellEnd"/>
+      <w:r>
+        <w:t xml:space="preserve"> to build </w:t>
+      </w:r>
+      <w:proofErr w:type="spellStart"/>
+      <w:r>
+        <w:t>this</w:t>
+      </w:r>
+      <w:proofErr w:type="spellEnd"/>
+      <w:r>
+        <w:t xml:space="preserve"> pillar of Marian </w:t>
+      </w:r>
+      <w:proofErr w:type="spellStart"/>
+      <w:r>
+        <w:t>devotion</w:t>
+      </w:r>
+      <w:proofErr w:type="spellEnd"/>
+      <w:r>
+        <w:t xml:space="preserve"> in Bologna.</w:t>
+      </w:r>
+    </w:p>
+    <w:p>
+      <w:pPr>
+        <w:numPr>
+          <w:ilvl w:val="0"/>
+          <w:numId w:val="4"/>
+        </w:numPr>
+      </w:pPr>
+      <w:proofErr w:type="spellStart"/>
+      <w:r>
+        <w:rPr>
+          <w:b/>
+          <w:bCs/>
+        </w:rPr>
+        <w:t>Unfinished</w:t>
+      </w:r>
+      <w:proofErr w:type="spellEnd"/>
+      <w:r>
+        <w:rPr>
+          <w:b/>
+          <w:bCs/>
+        </w:rPr>
+        <w:t xml:space="preserve"> </w:t>
+      </w:r>
+      <w:proofErr w:type="spellStart"/>
+      <w:r>
+        <w:rPr>
+          <w:b/>
+          <w:bCs/>
+        </w:rPr>
+        <w:t>Facade</w:t>
+      </w:r>
+      <w:proofErr w:type="spellEnd"/>
+      <w:r>
+        <w:rPr>
+          <w:b/>
+          <w:bCs/>
+        </w:rPr>
+        <w:t xml:space="preserve"> for Three </w:t>
+      </w:r>
+      <w:proofErr w:type="spellStart"/>
+      <w:r>
+        <w:rPr>
+          <w:b/>
+          <w:bCs/>
+        </w:rPr>
+        <w:t>Centuries</w:t>
+      </w:r>
+      <w:proofErr w:type="spellEnd"/>
+      <w:r>
+        <w:rPr>
+          <w:b/>
+          <w:bCs/>
+        </w:rPr>
+        <w:t>:</w:t>
+      </w:r>
+      <w:r>
+        <w:t xml:space="preserve"> For </w:t>
+      </w:r>
+      <w:proofErr w:type="spellStart"/>
+      <w:r>
+        <w:t>nearly</w:t>
+      </w:r>
+      <w:proofErr w:type="spellEnd"/>
+      <w:r>
+        <w:t xml:space="preserve"> </w:t>
+      </w:r>
+      <w:proofErr w:type="spellStart"/>
+      <w:r>
+        <w:t>three</w:t>
+      </w:r>
+      <w:proofErr w:type="spellEnd"/>
+      <w:r>
+        <w:t xml:space="preserve"> </w:t>
+      </w:r>
+      <w:proofErr w:type="spellStart"/>
+      <w:r>
+        <w:t>hundred</w:t>
+      </w:r>
+      <w:proofErr w:type="spellEnd"/>
+      <w:r>
+        <w:t xml:space="preserve"> </w:t>
+      </w:r>
+      <w:proofErr w:type="spellStart"/>
+      <w:r>
+        <w:t>years</w:t>
+      </w:r>
+      <w:proofErr w:type="spellEnd"/>
+      <w:r>
+        <w:t xml:space="preserve"> following </w:t>
+      </w:r>
+      <w:proofErr w:type="spellStart"/>
+      <w:r>
+        <w:t>Canali's</w:t>
+      </w:r>
+      <w:proofErr w:type="spellEnd"/>
+      <w:r>
+        <w:t xml:space="preserve"> </w:t>
+      </w:r>
+      <w:proofErr w:type="spellStart"/>
+      <w:r>
+        <w:t>Baroque</w:t>
+      </w:r>
+      <w:proofErr w:type="spellEnd"/>
+      <w:r>
+        <w:t xml:space="preserve"> </w:t>
+      </w:r>
+      <w:proofErr w:type="spellStart"/>
+      <w:r>
+        <w:t>intervention</w:t>
+      </w:r>
+      <w:proofErr w:type="spellEnd"/>
+      <w:r>
+        <w:t xml:space="preserve"> (1665), the </w:t>
+      </w:r>
+      <w:proofErr w:type="spellStart"/>
+      <w:r>
+        <w:t>church</w:t>
+      </w:r>
+      <w:proofErr w:type="spellEnd"/>
+      <w:r>
+        <w:t xml:space="preserve"> </w:t>
+      </w:r>
+      <w:proofErr w:type="spellStart"/>
+      <w:r>
+        <w:t>featured</w:t>
+      </w:r>
+      <w:proofErr w:type="spellEnd"/>
+      <w:r>
+        <w:t xml:space="preserve"> a </w:t>
+      </w:r>
+      <w:proofErr w:type="spellStart"/>
+      <w:r>
+        <w:t>stunning</w:t>
+      </w:r>
+      <w:proofErr w:type="spellEnd"/>
+      <w:r>
+        <w:t xml:space="preserve"> street-</w:t>
+      </w:r>
+      <w:proofErr w:type="spellStart"/>
+      <w:r>
+        <w:t>level</w:t>
+      </w:r>
+      <w:proofErr w:type="spellEnd"/>
+      <w:r>
+        <w:t xml:space="preserve"> portico with </w:t>
+      </w:r>
+      <w:proofErr w:type="spellStart"/>
+      <w:r>
+        <w:t>three</w:t>
+      </w:r>
+      <w:proofErr w:type="spellEnd"/>
+      <w:r>
+        <w:t xml:space="preserve"> </w:t>
+      </w:r>
+      <w:proofErr w:type="spellStart"/>
+      <w:r>
+        <w:t>arches</w:t>
+      </w:r>
+      <w:proofErr w:type="spellEnd"/>
+      <w:r>
+        <w:t xml:space="preserve">, </w:t>
+      </w:r>
+      <w:proofErr w:type="spellStart"/>
+      <w:r>
+        <w:t>but</w:t>
+      </w:r>
+      <w:proofErr w:type="spellEnd"/>
+      <w:r>
+        <w:t xml:space="preserve"> </w:t>
+      </w:r>
+      <w:proofErr w:type="spellStart"/>
+      <w:r>
+        <w:t>its</w:t>
+      </w:r>
+      <w:proofErr w:type="spellEnd"/>
+      <w:r>
+        <w:t xml:space="preserve"> upper </w:t>
+      </w:r>
+      <w:proofErr w:type="spellStart"/>
+      <w:r>
+        <w:t>section</w:t>
+      </w:r>
+      <w:proofErr w:type="spellEnd"/>
+      <w:r>
+        <w:t xml:space="preserve"> </w:t>
+      </w:r>
+      <w:proofErr w:type="spellStart"/>
+      <w:r>
+        <w:t>remained</w:t>
+      </w:r>
+      <w:proofErr w:type="spellEnd"/>
+      <w:r>
+        <w:t xml:space="preserve"> </w:t>
+      </w:r>
+      <w:proofErr w:type="spellStart"/>
+      <w:r>
+        <w:t>raw</w:t>
+      </w:r>
+      <w:proofErr w:type="spellEnd"/>
+      <w:r>
+        <w:t xml:space="preserve"> </w:t>
+      </w:r>
+      <w:proofErr w:type="spellStart"/>
+      <w:r>
+        <w:t>exposed</w:t>
+      </w:r>
+      <w:proofErr w:type="spellEnd"/>
+      <w:r>
+        <w:t xml:space="preserve"> brick </w:t>
+      </w:r>
+      <w:proofErr w:type="spellStart"/>
+      <w:r>
+        <w:t>until</w:t>
+      </w:r>
+      <w:proofErr w:type="spellEnd"/>
+      <w:r>
+        <w:t xml:space="preserve"> </w:t>
+      </w:r>
+      <w:proofErr w:type="spellStart"/>
+      <w:r>
+        <w:t>its</w:t>
+      </w:r>
+      <w:proofErr w:type="spellEnd"/>
+      <w:r>
+        <w:t xml:space="preserve"> </w:t>
+      </w:r>
+      <w:proofErr w:type="spellStart"/>
+      <w:r>
+        <w:t>final</w:t>
+      </w:r>
+      <w:proofErr w:type="spellEnd"/>
+      <w:r>
+        <w:t xml:space="preserve"> </w:t>
+      </w:r>
+      <w:proofErr w:type="spellStart"/>
+      <w:r>
+        <w:t>completion</w:t>
+      </w:r>
+      <w:proofErr w:type="spellEnd"/>
+      <w:r>
+        <w:t xml:space="preserve"> in 1955.</w:t>
+      </w:r>
+    </w:p>
+    <w:p>
+      <w:pPr>
+        <w:rPr>
+          <w:b/>
+          <w:bCs/>
+        </w:rPr>
+      </w:pPr>
+      <w:r>
+        <w:rPr>
+          <w:b/>
+          <w:bCs/>
+        </w:rPr>
+        <w:t xml:space="preserve">Sources </w:t>
+      </w:r>
+      <w:proofErr w:type="spellStart"/>
+      <w:r>
+        <w:rPr>
+          <w:b/>
+          <w:bCs/>
+        </w:rPr>
+        <w:t>Used</w:t>
+      </w:r>
+      <w:proofErr w:type="spellEnd"/>
+      <w:r>
+        <w:rPr>
+          <w:b/>
+          <w:bCs/>
+        </w:rPr>
+        <w:t xml:space="preserve"> and Certified</w:t>
+      </w:r>
+    </w:p>
+    <w:p>
+      <w:pPr>
+        <w:numPr>
+          <w:ilvl w:val="0"/>
+          <w:numId w:val="5"/>
+        </w:numPr>
+      </w:pPr>
+      <w:r>
+        <w:rPr>
+          <w:b/>
+          <w:bCs/>
+        </w:rPr>
+        <w:t>Origine di Bologna:</w:t>
+      </w:r>
+      <w:r>
+        <w:t xml:space="preserve"> Project by the </w:t>
+      </w:r>
+      <w:proofErr w:type="spellStart"/>
+      <w:r>
+        <w:t>Municipality</w:t>
+      </w:r>
+      <w:proofErr w:type="spellEnd"/>
+      <w:r>
+        <w:t xml:space="preserve"> of Bologna </w:t>
+      </w:r>
+      <w:proofErr w:type="spellStart"/>
+      <w:r>
+        <w:t>documenting</w:t>
+      </w:r>
+      <w:proofErr w:type="spellEnd"/>
+      <w:r>
+        <w:t xml:space="preserve"> the history of </w:t>
+      </w:r>
+      <w:proofErr w:type="spellStart"/>
+      <w:r>
+        <w:t>historical</w:t>
+      </w:r>
+      <w:proofErr w:type="spellEnd"/>
+      <w:r>
+        <w:t xml:space="preserve"> streets and buildings (</w:t>
+      </w:r>
+      <w:proofErr w:type="spellStart"/>
+      <w:r>
+        <w:t>sheet</w:t>
+      </w:r>
+      <w:proofErr w:type="spellEnd"/>
+      <w:r>
+        <w:t xml:space="preserve"> for Via Galliera 10).</w:t>
+      </w:r>
+    </w:p>
+    <w:p>
+      <w:pPr>
+        <w:numPr>
+          <w:ilvl w:val="0"/>
+          <w:numId w:val="5"/>
+        </w:numPr>
+      </w:pPr>
+      <w:r>
+        <w:rPr>
+          <w:b/>
+          <w:bCs/>
+        </w:rPr>
+        <w:t>Bologna Online - Biblioteca Salaborsa:</w:t>
+      </w:r>
+      <w:r>
+        <w:t xml:space="preserve"> Digital </w:t>
+      </w:r>
+      <w:proofErr w:type="spellStart"/>
+      <w:r>
+        <w:t>archive</w:t>
+      </w:r>
+      <w:proofErr w:type="spellEnd"/>
+      <w:r>
+        <w:t xml:space="preserve"> of </w:t>
+      </w:r>
+      <w:proofErr w:type="spellStart"/>
+      <w:r>
+        <w:t>Bologna's</w:t>
+      </w:r>
+      <w:proofErr w:type="spellEnd"/>
+      <w:r>
+        <w:t xml:space="preserve"> </w:t>
+      </w:r>
+      <w:proofErr w:type="spellStart"/>
+      <w:r>
+        <w:t>central</w:t>
+      </w:r>
+      <w:proofErr w:type="spellEnd"/>
+      <w:r>
+        <w:t xml:space="preserve"> library.</w:t>
+      </w:r>
+    </w:p>
+    <w:p>
+      <w:pPr>
+        <w:numPr>
+          <w:ilvl w:val="0"/>
+          <w:numId w:val="5"/>
+        </w:numPr>
+      </w:pPr>
+      <w:r>
+        <w:rPr>
+          <w:b/>
+          <w:bCs/>
+        </w:rPr>
+        <w:t>Storia e Memoria di Bologna:</w:t>
+      </w:r>
+      <w:r>
+        <w:t xml:space="preserve"> Official </w:t>
+      </w:r>
+      <w:proofErr w:type="spellStart"/>
+      <w:r>
+        <w:t>municipal</w:t>
+      </w:r>
+      <w:proofErr w:type="spellEnd"/>
+      <w:r>
+        <w:t xml:space="preserve"> </w:t>
+      </w:r>
+      <w:proofErr w:type="spellStart"/>
+      <w:r>
+        <w:t>portal</w:t>
+      </w:r>
+      <w:proofErr w:type="spellEnd"/>
+      <w:r>
+        <w:t xml:space="preserve"> for </w:t>
+      </w:r>
+      <w:proofErr w:type="spellStart"/>
+      <w:r>
+        <w:t>historical</w:t>
+      </w:r>
+      <w:proofErr w:type="spellEnd"/>
+      <w:r>
+        <w:t xml:space="preserve"> </w:t>
+      </w:r>
+      <w:proofErr w:type="spellStart"/>
+      <w:r>
+        <w:t>heritage</w:t>
+      </w:r>
+      <w:proofErr w:type="spellEnd"/>
+      <w:r>
+        <w:t>.</w:t>
+      </w:r>
+    </w:p>
+    <w:p>
+      <w:pPr>
+        <w:numPr>
+          <w:ilvl w:val="0"/>
+          <w:numId w:val="5"/>
+        </w:numPr>
+      </w:pPr>
+      <w:proofErr w:type="spellStart"/>
+      <w:r>
+        <w:rPr>
+          <w:b/>
+          <w:bCs/>
+        </w:rPr>
+        <w:t>BeWeB</w:t>
+      </w:r>
+      <w:proofErr w:type="spellEnd"/>
+      <w:r>
+        <w:rPr>
+          <w:b/>
+          <w:bCs/>
+        </w:rPr>
+        <w:t xml:space="preserve"> (Beni Ecclesiastici in Web):</w:t>
+      </w:r>
+      <w:r>
+        <w:t xml:space="preserve"> Official census of the </w:t>
+      </w:r>
+      <w:proofErr w:type="spellStart"/>
+      <w:r>
+        <w:t>Italian</w:t>
+      </w:r>
+      <w:proofErr w:type="spellEnd"/>
+      <w:r>
+        <w:t xml:space="preserve"> </w:t>
+      </w:r>
+      <w:proofErr w:type="spellStart"/>
+      <w:r>
+        <w:t>Episcopal</w:t>
+      </w:r>
+      <w:proofErr w:type="spellEnd"/>
+      <w:r>
+        <w:t xml:space="preserve"> Conference (CEI).</w:t>
+      </w:r>
+    </w:p>
+    <w:p>
+      <w:pPr>
+        <w:numPr>
+          <w:ilvl w:val="0"/>
+          <w:numId w:val="5"/>
+        </w:numPr>
+      </w:pPr>
+      <w:r>
+        <w:rPr>
+          <w:b/>
+          <w:bCs/>
+        </w:rPr>
+        <w:t>Official Basilica Website:</w:t>
+      </w:r>
+      <w:r>
+        <w:t xml:space="preserve"> </w:t>
+      </w:r>
+      <w:proofErr w:type="spellStart"/>
+      <w:r>
+        <w:t>Documentation</w:t>
+      </w:r>
+      <w:proofErr w:type="spellEnd"/>
+      <w:r>
+        <w:t xml:space="preserve"> </w:t>
+      </w:r>
+      <w:proofErr w:type="spellStart"/>
+      <w:r>
+        <w:t>regarding</w:t>
+      </w:r>
+      <w:proofErr w:type="spellEnd"/>
+      <w:r>
+        <w:t xml:space="preserve"> the post-2012 </w:t>
+      </w:r>
+      <w:proofErr w:type="spellStart"/>
+      <w:r>
+        <w:t>earthquake</w:t>
+      </w:r>
+      <w:proofErr w:type="spellEnd"/>
+      <w:r>
+        <w:t xml:space="preserve"> </w:t>
+      </w:r>
+      <w:proofErr w:type="spellStart"/>
+      <w:r>
+        <w:t>restorations</w:t>
+      </w:r>
+      <w:proofErr w:type="spellEnd"/>
+      <w:r>
+        <w:t xml:space="preserve"> and 2019 </w:t>
+      </w:r>
+      <w:proofErr w:type="spellStart"/>
+      <w:r>
+        <w:t>reopening</w:t>
+      </w:r>
+      <w:proofErr w:type="spellEnd"/>
+      <w:r>
+        <w:t>.</w:t>
       </w:r>
     </w:p>
     <w:p/>
@@ -666,15 +3000,15 @@
 </file>
 
 <file path=word/numbering.xml><?xml version="1.0" encoding="utf-8"?>
-<w:numbering xmlns:wpc="http://schemas.microsoft.com/office/word/2010/wordprocessingCanvas" xmlns:cx="http://schemas.microsoft.com/office/drawing/2014/chartex" xmlns:cx1="http://schemas.microsoft.com/office/drawing/2015/9/8/chartex" xmlns:cx2="http://schemas.microsoft.com/office/drawing/2015/10/21/chartex" xmlns:cx3="http://schemas.microsoft.com/office/drawing/2016/5/9/chartex" xmlns:cx4="http://schemas.microsoft.com/office/drawing/2016/5/10/chartex" xmlns:cx5="http://schemas.microsoft.com/office/drawing/2016/5/11/chartex" xmlns:cx6="http://schemas.microsoft.com/office/drawing/2016/5/12/chartex" xmlns:cx7="http://schemas.microsoft.com/office/drawing/2016/5/13/chartex" xmlns:cx8="http://schemas.microsoft.com/office/drawing/2016/5/14/chartex" xmlns:mc="http://schemas.openxmlformats.org/markup-compatibility/2006" xmlns:aink="http://schemas.microsoft.com/office/drawing/2016/ink" xmlns:am3d="http://schemas.microsoft.com/office/drawing/2017/model3d" xmlns:o="urn:schemas-microsoft-com:office:office" xmlns:oel="http://schemas.microsoft.com/office/2019/extlst" xmlns:r="http://schemas.openxmlformats.org/officeDocument/2006/relationships" xmlns:m="http://schemas.openxmlformats.org/officeDocument/2006/math" xmlns:v="urn:schemas-microsoft-com:vml" xmlns:wp14="http://schemas.microsoft.com/office/word/2010/wordprocessingDrawing" xmlns:wp="http://schemas.openxmlformats.org/drawingml/2006/wordprocessingDrawing" xmlns:w10="urn:schemas-microsoft-com:office:word" xmlns:w="http://schemas.openxmlformats.org/wordprocessingml/2006/main" xmlns:w14="http://schemas.microsoft.com/office/word/2010/wordml" xmlns:w15="http://schemas.microsoft.com/office/word/2012/wordml" xmlns:w16cex="http://schemas.microsoft.com/office/word/2018/wordml/cex" xmlns:w16cid="http://schemas.microsoft.com/office/word/2016/wordml/cid" xmlns:w16="http://schemas.microsoft.com/office/word/2018/wordml" xmlns:w16du="http://schemas.microsoft.com/office/word/2023/wordml/word16du" xmlns:w16sdtdh="http://schemas.microsoft.com/office/word/2020/wordml/sdtdatahash" xmlns:w16sdtfl="http://schemas.microsoft.com/office/word/2024/wordml/sdtformatlock" xmlns:w16se="http://schemas.microsoft.com/office/word/2015/wordml/symex" xmlns:wpg="http://schemas.microsoft.com/office/word/2010/wordprocessingGroup" xmlns:wpi="http://schemas.microsoft.com/office/word/2010/wordprocessingInk" xmlns:wne="http://schemas.microsoft.com/office/word/2006/wordml" xmlns:wps="http://schemas.microsoft.com/office/word/2010/wordprocessingShape" mc:Ignorable="w14 w15 w16se w16cid w16 w16cex w16sdtdh w16sdtfl w16du wp14">
+<w:numbering xmlns:wpc="http://schemas.microsoft.com/office/word/2010/wordprocessingCanvas" xmlns:cx="http://schemas.microsoft.com/office/drawing/2014/chartex" xmlns:cx1="http://schemas.microsoft.com/office/drawing/2015/9/8/chartex" xmlns:cx2="http://schemas.microsoft.com/office/drawing/2015/10/21/chartex" xmlns:cx3="http://schemas.microsoft.com/office/drawing/2016/5/9/chartex" xmlns:cx4="http://schemas.microsoft.com/office/drawing/2016/5/10/chartex" xmlns:cx5="http://schemas.microsoft.com/office/drawing/2016/5/11/chartex" xmlns:cx6="http://schemas.microsoft.com/office/drawing/2016/5/12/chartex" xmlns:cx7="http://schemas.microsoft.com/office/drawing/2016/5/13/chartex" xmlns:cx8="http://schemas.microsoft.com/office/drawing/2016/5/14/chartex" xmlns:mc="http://schemas.openxmlformats.org/markup-compatibility/2006" xmlns:aink="http://schemas.microsoft.com/office/drawing/2016/ink" xmlns:am3d="http://schemas.microsoft.com/office/drawing/2017/model3d" xmlns:o="urn:schemas-microsoft-com:office:office" xmlns:oel="http://schemas.microsoft.com/office/2019/extlst" xmlns:r="http://schemas.openxmlformats.org/officeDocument/2006/relationships" xmlns:m="http://schemas.openxmlformats.org/officeDocument/2006/math" xmlns:v="urn:schemas-microsoft-com:vml" xmlns:wp14="http://schemas.microsoft.com/office/word/2010/wordprocessingDrawing" xmlns:wp="http://schemas.openxmlformats.org/drawingml/2006/wordprocessingDrawing" xmlns:w10="urn:schemas-microsoft-com:office:word" xmlns:w="http://schemas.openxmlformats.org/wordprocessingml/2006/main" xmlns:w14="http://schemas.microsoft.com/office/word/2010/wordml" xmlns:w15="http://schemas.microsoft.com/office/word/2012/wordml" xmlns:w16cei="http://schemas.microsoft.com/office/word/2026/wordml/cei" xmlns:w16cex="http://schemas.microsoft.com/office/word/2018/wordml/cex" xmlns:w16cid="http://schemas.microsoft.com/office/word/2016/wordml/cid" xmlns:w16="http://schemas.microsoft.com/office/word/2018/wordml" xmlns:w16du="http://schemas.microsoft.com/office/word/2023/wordml/word16du" xmlns:w16sdtdh="http://schemas.microsoft.com/office/word/2020/wordml/sdtdatahash" xmlns:w16sdtfl="http://schemas.microsoft.com/office/word/2024/wordml/sdtformatlock" xmlns:w16se="http://schemas.microsoft.com/office/word/2015/wordml/symex" xmlns:wpg="http://schemas.microsoft.com/office/word/2010/wordprocessingGroup" xmlns:wpi="http://schemas.microsoft.com/office/word/2010/wordprocessingInk" xmlns:wne="http://schemas.microsoft.com/office/word/2006/wordml" xmlns:wps="http://schemas.microsoft.com/office/word/2010/wordprocessingShape" mc:Ignorable="w14 w15 w16se w16cid w16 w16cex w16sdtdh w16sdtfl w16du wp14">
   <w:abstractNum w:abstractNumId="0" w15:restartNumberingAfterBreak="0">
-    <w:nsid w:val="03CC67E5"/>
+    <w:nsid w:val="033249A0"/>
     <w:multiLevelType w:val="multilevel"/>
-    <w:tmpl w:val="230CE660"/>
+    <w:tmpl w:val="8092F12C"/>
     <w:lvl w:ilvl="0">
       <w:start w:val="1"/>
-      <w:numFmt w:val="decimal"/>
-      <w:lvlText w:val="%1."/>
+      <w:numFmt w:val="bullet"/>
+      <w:lvlText w:val=""/>
       <w:lvlJc w:val="left"/>
       <w:pPr>
         <w:tabs>
@@ -682,11 +3016,15 @@
         </w:tabs>
         <w:ind w:left="720" w:hanging="360"/>
       </w:pPr>
+      <w:rPr>
+        <w:rFonts w:ascii="Symbol" w:hAnsi="Symbol" w:hint="default"/>
+        <w:sz w:val="20"/>
+      </w:rPr>
     </w:lvl>
-    <w:lvl w:ilvl="1" w:tentative="1">
+    <w:lvl w:ilvl="1">
       <w:start w:val="1"/>
-      <w:numFmt w:val="decimal"/>
-      <w:lvlText w:val="%2."/>
+      <w:numFmt w:val="bullet"/>
+      <w:lvlText w:val="o"/>
       <w:lvlJc w:val="left"/>
       <w:pPr>
         <w:tabs>
@@ -694,11 +3032,15 @@
         </w:tabs>
         <w:ind w:left="1440" w:hanging="360"/>
       </w:pPr>
+      <w:rPr>
+        <w:rFonts w:ascii="Courier New" w:hAnsi="Courier New" w:hint="default"/>
+        <w:sz w:val="20"/>
+      </w:rPr>
     </w:lvl>
     <w:lvl w:ilvl="2" w:tentative="1">
       <w:start w:val="1"/>
-      <w:numFmt w:val="decimal"/>
-      <w:lvlText w:val="%3."/>
+      <w:numFmt w:val="bullet"/>
+      <w:lvlText w:val=""/>
       <w:lvlJc w:val="left"/>
       <w:pPr>
         <w:tabs>
@@ -706,11 +3048,15 @@
         </w:tabs>
         <w:ind w:left="2160" w:hanging="360"/>
       </w:pPr>
+      <w:rPr>
+        <w:rFonts w:ascii="Wingdings" w:hAnsi="Wingdings" w:hint="default"/>
+        <w:sz w:val="20"/>
+      </w:rPr>
     </w:lvl>
     <w:lvl w:ilvl="3" w:tentative="1">
       <w:start w:val="1"/>
-      <w:numFmt w:val="decimal"/>
-      <w:lvlText w:val="%4."/>
+      <w:numFmt w:val="bullet"/>
+      <w:lvlText w:val=""/>
       <w:lvlJc w:val="left"/>
       <w:pPr>
         <w:tabs>
@@ -718,11 +3064,15 @@
         </w:tabs>
         <w:ind w:left="2880" w:hanging="360"/>
       </w:pPr>
+      <w:rPr>
+        <w:rFonts w:ascii="Wingdings" w:hAnsi="Wingdings" w:hint="default"/>
+        <w:sz w:val="20"/>
+      </w:rPr>
     </w:lvl>
     <w:lvl w:ilvl="4" w:tentative="1">
       <w:start w:val="1"/>
-      <w:numFmt w:val="decimal"/>
-      <w:lvlText w:val="%5."/>
+      <w:numFmt w:val="bullet"/>
+      <w:lvlText w:val=""/>
       <w:lvlJc w:val="left"/>
       <w:pPr>
         <w:tabs>
@@ -730,11 +3080,15 @@
         </w:tabs>
         <w:ind w:left="3600" w:hanging="360"/>
       </w:pPr>
+      <w:rPr>
+        <w:rFonts w:ascii="Wingdings" w:hAnsi="Wingdings" w:hint="default"/>
+        <w:sz w:val="20"/>
+      </w:rPr>
     </w:lvl>
     <w:lvl w:ilvl="5" w:tentative="1">
       <w:start w:val="1"/>
-      <w:numFmt w:val="decimal"/>
-      <w:lvlText w:val="%6."/>
+      <w:numFmt w:val="bullet"/>
+      <w:lvlText w:val=""/>
       <w:lvlJc w:val="left"/>
       <w:pPr>
         <w:tabs>
@@ -742,11 +3096,15 @@
         </w:tabs>
         <w:ind w:left="4320" w:hanging="360"/>
       </w:pPr>
+      <w:rPr>
+        <w:rFonts w:ascii="Wingdings" w:hAnsi="Wingdings" w:hint="default"/>
+        <w:sz w:val="20"/>
+      </w:rPr>
     </w:lvl>
     <w:lvl w:ilvl="6" w:tentative="1">
       <w:start w:val="1"/>
-      <w:numFmt w:val="decimal"/>
-      <w:lvlText w:val="%7."/>
+      <w:numFmt w:val="bullet"/>
+      <w:lvlText w:val=""/>
       <w:lvlJc w:val="left"/>
       <w:pPr>
         <w:tabs>
@@ -754,11 +3112,15 @@
         </w:tabs>
         <w:ind w:left="5040" w:hanging="360"/>
       </w:pPr>
+      <w:rPr>
+        <w:rFonts w:ascii="Wingdings" w:hAnsi="Wingdings" w:hint="default"/>
+        <w:sz w:val="20"/>
+      </w:rPr>
     </w:lvl>
     <w:lvl w:ilvl="7" w:tentative="1">
       <w:start w:val="1"/>
-      <w:numFmt w:val="decimal"/>
-      <w:lvlText w:val="%8."/>
+      <w:numFmt w:val="bullet"/>
+      <w:lvlText w:val=""/>
       <w:lvlJc w:val="left"/>
       <w:pPr>
         <w:tabs>
@@ -766,11 +3128,15 @@
         </w:tabs>
         <w:ind w:left="5760" w:hanging="360"/>
       </w:pPr>
+      <w:rPr>
+        <w:rFonts w:ascii="Wingdings" w:hAnsi="Wingdings" w:hint="default"/>
+        <w:sz w:val="20"/>
+      </w:rPr>
     </w:lvl>
     <w:lvl w:ilvl="8" w:tentative="1">
       <w:start w:val="1"/>
-      <w:numFmt w:val="decimal"/>
-      <w:lvlText w:val="%9."/>
+      <w:numFmt w:val="bullet"/>
+      <w:lvlText w:val=""/>
       <w:lvlJc w:val="left"/>
       <w:pPr>
         <w:tabs>
@@ -778,12 +3144,165 @@
         </w:tabs>
         <w:ind w:left="6480" w:hanging="360"/>
       </w:pPr>
+      <w:rPr>
+        <w:rFonts w:ascii="Wingdings" w:hAnsi="Wingdings" w:hint="default"/>
+        <w:sz w:val="20"/>
+      </w:rPr>
     </w:lvl>
   </w:abstractNum>
   <w:abstractNum w:abstractNumId="1" w15:restartNumberingAfterBreak="0">
-    <w:nsid w:val="0E8B0E99"/>
+    <w:nsid w:val="09CA4664"/>
     <w:multiLevelType w:val="multilevel"/>
-    <w:tmpl w:val="72966030"/>
+    <w:tmpl w:val="4098716E"/>
+    <w:lvl w:ilvl="0">
+      <w:start w:val="1"/>
+      <w:numFmt w:val="bullet"/>
+      <w:lvlText w:val=""/>
+      <w:lvlJc w:val="left"/>
+      <w:pPr>
+        <w:tabs>
+          <w:tab w:val="num" w:pos="720"/>
+        </w:tabs>
+        <w:ind w:left="720" w:hanging="360"/>
+      </w:pPr>
+      <w:rPr>
+        <w:rFonts w:ascii="Symbol" w:hAnsi="Symbol" w:hint="default"/>
+        <w:sz w:val="20"/>
+      </w:rPr>
+    </w:lvl>
+    <w:lvl w:ilvl="1">
+      <w:start w:val="1"/>
+      <w:numFmt w:val="bullet"/>
+      <w:lvlText w:val="o"/>
+      <w:lvlJc w:val="left"/>
+      <w:pPr>
+        <w:tabs>
+          <w:tab w:val="num" w:pos="1440"/>
+        </w:tabs>
+        <w:ind w:left="1440" w:hanging="360"/>
+      </w:pPr>
+      <w:rPr>
+        <w:rFonts w:ascii="Courier New" w:hAnsi="Courier New" w:hint="default"/>
+        <w:sz w:val="20"/>
+      </w:rPr>
+    </w:lvl>
+    <w:lvl w:ilvl="2" w:tentative="1">
+      <w:start w:val="1"/>
+      <w:numFmt w:val="bullet"/>
+      <w:lvlText w:val=""/>
+      <w:lvlJc w:val="left"/>
+      <w:pPr>
+        <w:tabs>
+          <w:tab w:val="num" w:pos="2160"/>
+        </w:tabs>
+        <w:ind w:left="2160" w:hanging="360"/>
+      </w:pPr>
+      <w:rPr>
+        <w:rFonts w:ascii="Wingdings" w:hAnsi="Wingdings" w:hint="default"/>
+        <w:sz w:val="20"/>
+      </w:rPr>
+    </w:lvl>
+    <w:lvl w:ilvl="3" w:tentative="1">
+      <w:start w:val="1"/>
+      <w:numFmt w:val="bullet"/>
+      <w:lvlText w:val=""/>
+      <w:lvlJc w:val="left"/>
+      <w:pPr>
+        <w:tabs>
+          <w:tab w:val="num" w:pos="2880"/>
+        </w:tabs>
+        <w:ind w:left="2880" w:hanging="360"/>
+      </w:pPr>
+      <w:rPr>
+        <w:rFonts w:ascii="Wingdings" w:hAnsi="Wingdings" w:hint="default"/>
+        <w:sz w:val="20"/>
+      </w:rPr>
+    </w:lvl>
+    <w:lvl w:ilvl="4" w:tentative="1">
+      <w:start w:val="1"/>
+      <w:numFmt w:val="bullet"/>
+      <w:lvlText w:val=""/>
+      <w:lvlJc w:val="left"/>
+      <w:pPr>
+        <w:tabs>
+          <w:tab w:val="num" w:pos="3600"/>
+        </w:tabs>
+        <w:ind w:left="3600" w:hanging="360"/>
+      </w:pPr>
+      <w:rPr>
+        <w:rFonts w:ascii="Wingdings" w:hAnsi="Wingdings" w:hint="default"/>
+        <w:sz w:val="20"/>
+      </w:rPr>
+    </w:lvl>
+    <w:lvl w:ilvl="5" w:tentative="1">
+      <w:start w:val="1"/>
+      <w:numFmt w:val="bullet"/>
+      <w:lvlText w:val=""/>
+      <w:lvlJc w:val="left"/>
+      <w:pPr>
+        <w:tabs>
+          <w:tab w:val="num" w:pos="4320"/>
+        </w:tabs>
+        <w:ind w:left="4320" w:hanging="360"/>
+      </w:pPr>
+      <w:rPr>
+        <w:rFonts w:ascii="Wingdings" w:hAnsi="Wingdings" w:hint="default"/>
+        <w:sz w:val="20"/>
+      </w:rPr>
+    </w:lvl>
+    <w:lvl w:ilvl="6" w:tentative="1">
+      <w:start w:val="1"/>
+      <w:numFmt w:val="bullet"/>
+      <w:lvlText w:val=""/>
+      <w:lvlJc w:val="left"/>
+      <w:pPr>
+        <w:tabs>
+          <w:tab w:val="num" w:pos="5040"/>
+        </w:tabs>
+        <w:ind w:left="5040" w:hanging="360"/>
+      </w:pPr>
+      <w:rPr>
+        <w:rFonts w:ascii="Wingdings" w:hAnsi="Wingdings" w:hint="default"/>
+        <w:sz w:val="20"/>
+      </w:rPr>
+    </w:lvl>
+    <w:lvl w:ilvl="7" w:tentative="1">
+      <w:start w:val="1"/>
+      <w:numFmt w:val="bullet"/>
+      <w:lvlText w:val=""/>
+      <w:lvlJc w:val="left"/>
+      <w:pPr>
+        <w:tabs>
+          <w:tab w:val="num" w:pos="5760"/>
+        </w:tabs>
+        <w:ind w:left="5760" w:hanging="360"/>
+      </w:pPr>
+      <w:rPr>
+        <w:rFonts w:ascii="Wingdings" w:hAnsi="Wingdings" w:hint="default"/>
+        <w:sz w:val="20"/>
+      </w:rPr>
+    </w:lvl>
+    <w:lvl w:ilvl="8" w:tentative="1">
+      <w:start w:val="1"/>
+      <w:numFmt w:val="bullet"/>
+      <w:lvlText w:val=""/>
+      <w:lvlJc w:val="left"/>
+      <w:pPr>
+        <w:tabs>
+          <w:tab w:val="num" w:pos="6480"/>
+        </w:tabs>
+        <w:ind w:left="6480" w:hanging="360"/>
+      </w:pPr>
+      <w:rPr>
+        <w:rFonts w:ascii="Wingdings" w:hAnsi="Wingdings" w:hint="default"/>
+        <w:sz w:val="20"/>
+      </w:rPr>
+    </w:lvl>
+  </w:abstractNum>
+  <w:abstractNum w:abstractNumId="2" w15:restartNumberingAfterBreak="0">
+    <w:nsid w:val="38F42B30"/>
+    <w:multiLevelType w:val="multilevel"/>
+    <w:tmpl w:val="21065562"/>
     <w:lvl w:ilvl="0">
       <w:start w:val="1"/>
       <w:numFmt w:val="bullet"/>
@@ -929,10 +3448,123 @@
       </w:rPr>
     </w:lvl>
   </w:abstractNum>
-  <w:abstractNum w:abstractNumId="2" w15:restartNumberingAfterBreak="0">
-    <w:nsid w:val="45FD5065"/>
+  <w:abstractNum w:abstractNumId="3" w15:restartNumberingAfterBreak="0">
+    <w:nsid w:val="685A1FC1"/>
     <w:multiLevelType w:val="multilevel"/>
-    <w:tmpl w:val="F33622AC"/>
+    <w:tmpl w:val="C5D2AFCA"/>
+    <w:lvl w:ilvl="0">
+      <w:start w:val="1"/>
+      <w:numFmt w:val="decimal"/>
+      <w:lvlText w:val="%1."/>
+      <w:lvlJc w:val="left"/>
+      <w:pPr>
+        <w:tabs>
+          <w:tab w:val="num" w:pos="720"/>
+        </w:tabs>
+        <w:ind w:left="720" w:hanging="360"/>
+      </w:pPr>
+    </w:lvl>
+    <w:lvl w:ilvl="1" w:tentative="1">
+      <w:start w:val="1"/>
+      <w:numFmt w:val="decimal"/>
+      <w:lvlText w:val="%2."/>
+      <w:lvlJc w:val="left"/>
+      <w:pPr>
+        <w:tabs>
+          <w:tab w:val="num" w:pos="1440"/>
+        </w:tabs>
+        <w:ind w:left="1440" w:hanging="360"/>
+      </w:pPr>
+    </w:lvl>
+    <w:lvl w:ilvl="2" w:tentative="1">
+      <w:start w:val="1"/>
+      <w:numFmt w:val="decimal"/>
+      <w:lvlText w:val="%3."/>
+      <w:lvlJc w:val="left"/>
+      <w:pPr>
+        <w:tabs>
+          <w:tab w:val="num" w:pos="2160"/>
+        </w:tabs>
+        <w:ind w:left="2160" w:hanging="360"/>
+      </w:pPr>
+    </w:lvl>
+    <w:lvl w:ilvl="3" w:tentative="1">
+      <w:start w:val="1"/>
+      <w:numFmt w:val="decimal"/>
+      <w:lvlText w:val="%4."/>
+      <w:lvlJc w:val="left"/>
+      <w:pPr>
+        <w:tabs>
+          <w:tab w:val="num" w:pos="2880"/>
+        </w:tabs>
+        <w:ind w:left="2880" w:hanging="360"/>
+      </w:pPr>
+    </w:lvl>
+    <w:lvl w:ilvl="4" w:tentative="1">
+      <w:start w:val="1"/>
+      <w:numFmt w:val="decimal"/>
+      <w:lvlText w:val="%5."/>
+      <w:lvlJc w:val="left"/>
+      <w:pPr>
+        <w:tabs>
+          <w:tab w:val="num" w:pos="3600"/>
+        </w:tabs>
+        <w:ind w:left="3600" w:hanging="360"/>
+      </w:pPr>
+    </w:lvl>
+    <w:lvl w:ilvl="5" w:tentative="1">
+      <w:start w:val="1"/>
+      <w:numFmt w:val="decimal"/>
+      <w:lvlText w:val="%6."/>
+      <w:lvlJc w:val="left"/>
+      <w:pPr>
+        <w:tabs>
+          <w:tab w:val="num" w:pos="4320"/>
+        </w:tabs>
+        <w:ind w:left="4320" w:hanging="360"/>
+      </w:pPr>
+    </w:lvl>
+    <w:lvl w:ilvl="6" w:tentative="1">
+      <w:start w:val="1"/>
+      <w:numFmt w:val="decimal"/>
+      <w:lvlText w:val="%7."/>
+      <w:lvlJc w:val="left"/>
+      <w:pPr>
+        <w:tabs>
+          <w:tab w:val="num" w:pos="5040"/>
+        </w:tabs>
+        <w:ind w:left="5040" w:hanging="360"/>
+      </w:pPr>
+    </w:lvl>
+    <w:lvl w:ilvl="7" w:tentative="1">
+      <w:start w:val="1"/>
+      <w:numFmt w:val="decimal"/>
+      <w:lvlText w:val="%8."/>
+      <w:lvlJc w:val="left"/>
+      <w:pPr>
+        <w:tabs>
+          <w:tab w:val="num" w:pos="5760"/>
+        </w:tabs>
+        <w:ind w:left="5760" w:hanging="360"/>
+      </w:pPr>
+    </w:lvl>
+    <w:lvl w:ilvl="8" w:tentative="1">
+      <w:start w:val="1"/>
+      <w:numFmt w:val="decimal"/>
+      <w:lvlText w:val="%9."/>
+      <w:lvlJc w:val="left"/>
+      <w:pPr>
+        <w:tabs>
+          <w:tab w:val="num" w:pos="6480"/>
+        </w:tabs>
+        <w:ind w:left="6480" w:hanging="360"/>
+      </w:pPr>
+    </w:lvl>
+  </w:abstractNum>
+  <w:abstractNum w:abstractNumId="4" w15:restartNumberingAfterBreak="0">
+    <w:nsid w:val="6C2C1236"/>
+    <w:multiLevelType w:val="multilevel"/>
+    <w:tmpl w:val="CF8CE73A"/>
     <w:lvl w:ilvl="0">
       <w:start w:val="1"/>
       <w:numFmt w:val="bullet"/>
@@ -1078,165 +3710,19 @@
       </w:rPr>
     </w:lvl>
   </w:abstractNum>
-  <w:abstractNum w:abstractNumId="3" w15:restartNumberingAfterBreak="0">
-    <w:nsid w:val="5CD06FD2"/>
-    <w:multiLevelType w:val="multilevel"/>
-    <w:tmpl w:val="2C2E4DF6"/>
-    <w:lvl w:ilvl="0">
-      <w:start w:val="1"/>
-      <w:numFmt w:val="bullet"/>
-      <w:lvlText w:val=""/>
-      <w:lvlJc w:val="left"/>
-      <w:pPr>
-        <w:tabs>
-          <w:tab w:val="num" w:pos="720"/>
-        </w:tabs>
-        <w:ind w:left="720" w:hanging="360"/>
-      </w:pPr>
-      <w:rPr>
-        <w:rFonts w:ascii="Symbol" w:hAnsi="Symbol" w:hint="default"/>
-        <w:sz w:val="20"/>
-      </w:rPr>
-    </w:lvl>
-    <w:lvl w:ilvl="1" w:tentative="1">
-      <w:start w:val="1"/>
-      <w:numFmt w:val="bullet"/>
-      <w:lvlText w:val="o"/>
-      <w:lvlJc w:val="left"/>
-      <w:pPr>
-        <w:tabs>
-          <w:tab w:val="num" w:pos="1440"/>
-        </w:tabs>
-        <w:ind w:left="1440" w:hanging="360"/>
-      </w:pPr>
-      <w:rPr>
-        <w:rFonts w:ascii="Courier New" w:hAnsi="Courier New" w:hint="default"/>
-        <w:sz w:val="20"/>
-      </w:rPr>
-    </w:lvl>
-    <w:lvl w:ilvl="2" w:tentative="1">
-      <w:start w:val="1"/>
-      <w:numFmt w:val="bullet"/>
-      <w:lvlText w:val=""/>
-      <w:lvlJc w:val="left"/>
-      <w:pPr>
-        <w:tabs>
-          <w:tab w:val="num" w:pos="2160"/>
-        </w:tabs>
-        <w:ind w:left="2160" w:hanging="360"/>
-      </w:pPr>
-      <w:rPr>
-        <w:rFonts w:ascii="Wingdings" w:hAnsi="Wingdings" w:hint="default"/>
-        <w:sz w:val="20"/>
-      </w:rPr>
-    </w:lvl>
-    <w:lvl w:ilvl="3" w:tentative="1">
-      <w:start w:val="1"/>
-      <w:numFmt w:val="bullet"/>
-      <w:lvlText w:val=""/>
-      <w:lvlJc w:val="left"/>
-      <w:pPr>
-        <w:tabs>
-          <w:tab w:val="num" w:pos="2880"/>
-        </w:tabs>
-        <w:ind w:left="2880" w:hanging="360"/>
-      </w:pPr>
-      <w:rPr>
-        <w:rFonts w:ascii="Wingdings" w:hAnsi="Wingdings" w:hint="default"/>
-        <w:sz w:val="20"/>
-      </w:rPr>
-    </w:lvl>
-    <w:lvl w:ilvl="4" w:tentative="1">
-      <w:start w:val="1"/>
-      <w:numFmt w:val="bullet"/>
-      <w:lvlText w:val=""/>
-      <w:lvlJc w:val="left"/>
-      <w:pPr>
-        <w:tabs>
-          <w:tab w:val="num" w:pos="3600"/>
-        </w:tabs>
-        <w:ind w:left="3600" w:hanging="360"/>
-      </w:pPr>
-      <w:rPr>
-        <w:rFonts w:ascii="Wingdings" w:hAnsi="Wingdings" w:hint="default"/>
-        <w:sz w:val="20"/>
-      </w:rPr>
-    </w:lvl>
-    <w:lvl w:ilvl="5" w:tentative="1">
-      <w:start w:val="1"/>
-      <w:numFmt w:val="bullet"/>
-      <w:lvlText w:val=""/>
-      <w:lvlJc w:val="left"/>
-      <w:pPr>
-        <w:tabs>
-          <w:tab w:val="num" w:pos="4320"/>
-        </w:tabs>
-        <w:ind w:left="4320" w:hanging="360"/>
-      </w:pPr>
-      <w:rPr>
-        <w:rFonts w:ascii="Wingdings" w:hAnsi="Wingdings" w:hint="default"/>
-        <w:sz w:val="20"/>
-      </w:rPr>
-    </w:lvl>
-    <w:lvl w:ilvl="6" w:tentative="1">
-      <w:start w:val="1"/>
-      <w:numFmt w:val="bullet"/>
-      <w:lvlText w:val=""/>
-      <w:lvlJc w:val="left"/>
-      <w:pPr>
-        <w:tabs>
-          <w:tab w:val="num" w:pos="5040"/>
-        </w:tabs>
-        <w:ind w:left="5040" w:hanging="360"/>
-      </w:pPr>
-      <w:rPr>
-        <w:rFonts w:ascii="Wingdings" w:hAnsi="Wingdings" w:hint="default"/>
-        <w:sz w:val="20"/>
-      </w:rPr>
-    </w:lvl>
-    <w:lvl w:ilvl="7" w:tentative="1">
-      <w:start w:val="1"/>
-      <w:numFmt w:val="bullet"/>
-      <w:lvlText w:val=""/>
-      <w:lvlJc w:val="left"/>
-      <w:pPr>
-        <w:tabs>
-          <w:tab w:val="num" w:pos="5760"/>
-        </w:tabs>
-        <w:ind w:left="5760" w:hanging="360"/>
-      </w:pPr>
-      <w:rPr>
-        <w:rFonts w:ascii="Wingdings" w:hAnsi="Wingdings" w:hint="default"/>
-        <w:sz w:val="20"/>
-      </w:rPr>
-    </w:lvl>
-    <w:lvl w:ilvl="8" w:tentative="1">
-      <w:start w:val="1"/>
-      <w:numFmt w:val="bullet"/>
-      <w:lvlText w:val=""/>
-      <w:lvlJc w:val="left"/>
-      <w:pPr>
-        <w:tabs>
-          <w:tab w:val="num" w:pos="6480"/>
-        </w:tabs>
-        <w:ind w:left="6480" w:hanging="360"/>
-      </w:pPr>
-      <w:rPr>
-        <w:rFonts w:ascii="Wingdings" w:hAnsi="Wingdings" w:hint="default"/>
-        <w:sz w:val="20"/>
-      </w:rPr>
-    </w:lvl>
-  </w:abstractNum>
-  <w:num w:numId="1" w16cid:durableId="1165901786">
+  <w:num w:numId="1" w16cid:durableId="1965574996">
+    <w:abstractNumId w:val="0"/>
+  </w:num>
+  <w:num w:numId="2" w16cid:durableId="774978130">
+    <w:abstractNumId w:val="4"/>
+  </w:num>
+  <w:num w:numId="3" w16cid:durableId="2073693300">
     <w:abstractNumId w:val="1"/>
   </w:num>
-  <w:num w:numId="2" w16cid:durableId="623121528">
+  <w:num w:numId="4" w16cid:durableId="864171099">
     <w:abstractNumId w:val="3"/>
   </w:num>
-  <w:num w:numId="3" w16cid:durableId="1213273600">
-    <w:abstractNumId w:val="0"/>
-  </w:num>
-  <w:num w:numId="4" w16cid:durableId="1188448116">
+  <w:num w:numId="5" w16cid:durableId="19550047">
     <w:abstractNumId w:val="2"/>
   </w:num>
 </w:numbering>
@@ -1251,7 +3737,7 @@
         <w:kern w:val="2"/>
         <w:sz w:val="24"/>
         <w:szCs w:val="24"/>
-        <w:lang w:val="en" w:eastAsia="en-US" w:bidi="ar-SA"/>
+        <w:lang w:val="it-IT" w:eastAsia="en-US" w:bidi="ar-SA"/>
         <w14:ligatures w14:val="standardContextual"/>
       </w:rPr>
     </w:rPrDefault>
@@ -1650,7 +4136,7 @@
     <w:link w:val="Titolo1Carattere"/>
     <w:uiPriority w:val="9"/>
     <w:qFormat/>
-    <w:rsid w:val="00223D19"/>
+    <w:rsid w:val="0012753D"/>
     <w:pPr>
       <w:keepNext/>
       <w:keepLines/>
@@ -1673,7 +4159,7 @@
     <w:semiHidden/>
     <w:unhideWhenUsed/>
     <w:qFormat/>
-    <w:rsid w:val="00223D19"/>
+    <w:rsid w:val="0012753D"/>
     <w:pPr>
       <w:keepNext/>
       <w:keepLines/>
@@ -1696,7 +4182,7 @@
     <w:semiHidden/>
     <w:unhideWhenUsed/>
     <w:qFormat/>
-    <w:rsid w:val="00223D19"/>
+    <w:rsid w:val="0012753D"/>
     <w:pPr>
       <w:keepNext/>
       <w:keepLines/>
@@ -1719,7 +4205,7 @@
     <w:semiHidden/>
     <w:unhideWhenUsed/>
     <w:qFormat/>
-    <w:rsid w:val="00223D19"/>
+    <w:rsid w:val="0012753D"/>
     <w:pPr>
       <w:keepNext/>
       <w:keepLines/>
@@ -1742,7 +4228,7 @@
     <w:semiHidden/>
     <w:unhideWhenUsed/>
     <w:qFormat/>
-    <w:rsid w:val="00223D19"/>
+    <w:rsid w:val="0012753D"/>
     <w:pPr>
       <w:keepNext/>
       <w:keepLines/>
@@ -1763,7 +4249,7 @@
     <w:semiHidden/>
     <w:unhideWhenUsed/>
     <w:qFormat/>
-    <w:rsid w:val="00223D19"/>
+    <w:rsid w:val="0012753D"/>
     <w:pPr>
       <w:keepNext/>
       <w:keepLines/>
@@ -1786,7 +4272,7 @@
     <w:semiHidden/>
     <w:unhideWhenUsed/>
     <w:qFormat/>
-    <w:rsid w:val="00223D19"/>
+    <w:rsid w:val="0012753D"/>
     <w:pPr>
       <w:keepNext/>
       <w:keepLines/>
@@ -1807,7 +4293,7 @@
     <w:semiHidden/>
     <w:unhideWhenUsed/>
     <w:qFormat/>
-    <w:rsid w:val="00223D19"/>
+    <w:rsid w:val="0012753D"/>
     <w:pPr>
       <w:keepNext/>
       <w:keepLines/>
@@ -1830,7 +4316,7 @@
     <w:semiHidden/>
     <w:unhideWhenUsed/>
     <w:qFormat/>
-    <w:rsid w:val="00223D19"/>
+    <w:rsid w:val="0012753D"/>
     <w:pPr>
       <w:keepNext/>
       <w:keepLines/>
@@ -1873,7 +4359,7 @@
     <w:basedOn w:val="Carpredefinitoparagrafo"/>
     <w:link w:val="Titolo1"/>
     <w:uiPriority w:val="9"/>
-    <w:rsid w:val="00223D19"/>
+    <w:rsid w:val="0012753D"/>
     <w:rPr>
       <w:rFonts w:asciiTheme="majorHAnsi" w:eastAsiaTheme="majorEastAsia" w:hAnsiTheme="majorHAnsi" w:cstheme="majorBidi"/>
       <w:color w:val="0F4761" w:themeColor="accent1" w:themeShade="BF"/>
@@ -1887,7 +4373,7 @@
     <w:link w:val="Titolo2"/>
     <w:uiPriority w:val="9"/>
     <w:semiHidden/>
-    <w:rsid w:val="00223D19"/>
+    <w:rsid w:val="0012753D"/>
     <w:rPr>
       <w:rFonts w:asciiTheme="majorHAnsi" w:eastAsiaTheme="majorEastAsia" w:hAnsiTheme="majorHAnsi" w:cstheme="majorBidi"/>
       <w:color w:val="0F4761" w:themeColor="accent1" w:themeShade="BF"/>
@@ -1901,7 +4387,7 @@
     <w:link w:val="Titolo3"/>
     <w:uiPriority w:val="9"/>
     <w:semiHidden/>
-    <w:rsid w:val="00223D19"/>
+    <w:rsid w:val="0012753D"/>
     <w:rPr>
       <w:rFonts w:eastAsiaTheme="majorEastAsia" w:cstheme="majorBidi"/>
       <w:color w:val="0F4761" w:themeColor="accent1" w:themeShade="BF"/>
@@ -1915,7 +4401,7 @@
     <w:link w:val="Titolo4"/>
     <w:uiPriority w:val="9"/>
     <w:semiHidden/>
-    <w:rsid w:val="00223D19"/>
+    <w:rsid w:val="0012753D"/>
     <w:rPr>
       <w:rFonts w:eastAsiaTheme="majorEastAsia" w:cstheme="majorBidi"/>
       <w:i/>
@@ -1929,7 +4415,7 @@
     <w:link w:val="Titolo5"/>
     <w:uiPriority w:val="9"/>
     <w:semiHidden/>
-    <w:rsid w:val="00223D19"/>
+    <w:rsid w:val="0012753D"/>
     <w:rPr>
       <w:rFonts w:eastAsiaTheme="majorEastAsia" w:cstheme="majorBidi"/>
       <w:color w:val="0F4761" w:themeColor="accent1" w:themeShade="BF"/>
@@ -1941,7 +4427,7 @@
     <w:link w:val="Titolo6"/>
     <w:uiPriority w:val="9"/>
     <w:semiHidden/>
-    <w:rsid w:val="00223D19"/>
+    <w:rsid w:val="0012753D"/>
     <w:rPr>
       <w:rFonts w:eastAsiaTheme="majorEastAsia" w:cstheme="majorBidi"/>
       <w:i/>
@@ -1955,7 +4441,7 @@
     <w:link w:val="Titolo7"/>
     <w:uiPriority w:val="9"/>
     <w:semiHidden/>
-    <w:rsid w:val="00223D19"/>
+    <w:rsid w:val="0012753D"/>
     <w:rPr>
       <w:rFonts w:eastAsiaTheme="majorEastAsia" w:cstheme="majorBidi"/>
       <w:color w:val="595959" w:themeColor="text1" w:themeTint="A6"/>
@@ -1967,7 +4453,7 @@
     <w:link w:val="Titolo8"/>
     <w:uiPriority w:val="9"/>
     <w:semiHidden/>
-    <w:rsid w:val="00223D19"/>
+    <w:rsid w:val="0012753D"/>
     <w:rPr>
       <w:rFonts w:eastAsiaTheme="majorEastAsia" w:cstheme="majorBidi"/>
       <w:i/>
@@ -1981,7 +4467,7 @@
     <w:link w:val="Titolo9"/>
     <w:uiPriority w:val="9"/>
     <w:semiHidden/>
-    <w:rsid w:val="00223D19"/>
+    <w:rsid w:val="0012753D"/>
     <w:rPr>
       <w:rFonts w:eastAsiaTheme="majorEastAsia" w:cstheme="majorBidi"/>
       <w:color w:val="272727" w:themeColor="text1" w:themeTint="D8"/>
@@ -1994,7 +4480,7 @@
     <w:link w:val="TitoloCarattere"/>
     <w:uiPriority w:val="10"/>
     <w:qFormat/>
-    <w:rsid w:val="00223D19"/>
+    <w:rsid w:val="0012753D"/>
     <w:pPr>
       <w:spacing w:after="80" w:line="240" w:lineRule="auto"/>
       <w:contextualSpacing/>
@@ -2012,7 +4498,7 @@
     <w:basedOn w:val="Carpredefinitoparagrafo"/>
     <w:link w:val="Titolo"/>
     <w:uiPriority w:val="10"/>
-    <w:rsid w:val="00223D19"/>
+    <w:rsid w:val="0012753D"/>
     <w:rPr>
       <w:rFonts w:asciiTheme="majorHAnsi" w:eastAsiaTheme="majorEastAsia" w:hAnsiTheme="majorHAnsi" w:cstheme="majorBidi"/>
       <w:spacing w:val="-10"/>
@@ -2028,7 +4514,7 @@
     <w:link w:val="SottotitoloCarattere"/>
     <w:uiPriority w:val="11"/>
     <w:qFormat/>
-    <w:rsid w:val="00223D19"/>
+    <w:rsid w:val="0012753D"/>
     <w:pPr>
       <w:numPr>
         <w:ilvl w:val="1"/>
@@ -2047,7 +4533,7 @@
     <w:basedOn w:val="Carpredefinitoparagrafo"/>
     <w:link w:val="Sottotitolo"/>
     <w:uiPriority w:val="11"/>
-    <w:rsid w:val="00223D19"/>
+    <w:rsid w:val="0012753D"/>
     <w:rPr>
       <w:rFonts w:eastAsiaTheme="majorEastAsia" w:cstheme="majorBidi"/>
       <w:color w:val="595959" w:themeColor="text1" w:themeTint="A6"/>
@@ -2063,7 +4549,7 @@
     <w:link w:val="CitazioneCarattere"/>
     <w:uiPriority w:val="29"/>
     <w:qFormat/>
-    <w:rsid w:val="00223D19"/>
+    <w:rsid w:val="0012753D"/>
     <w:pPr>
       <w:spacing w:before="160"/>
       <w:jc w:val="center"/>
@@ -2079,7 +4565,7 @@
     <w:basedOn w:val="Carpredefinitoparagrafo"/>
     <w:link w:val="Citazione"/>
     <w:uiPriority w:val="29"/>
-    <w:rsid w:val="00223D19"/>
+    <w:rsid w:val="0012753D"/>
     <w:rPr>
       <w:i/>
       <w:iCs/>
@@ -2091,7 +4577,7 @@
     <w:basedOn w:val="Normale"/>
     <w:uiPriority w:val="34"/>
     <w:qFormat/>
-    <w:rsid w:val="00223D19"/>
+    <w:rsid w:val="0012753D"/>
     <w:pPr>
       <w:ind w:left="720"/>
       <w:contextualSpacing/>
@@ -2102,7 +4588,7 @@
     <w:basedOn w:val="Carpredefinitoparagrafo"/>
     <w:uiPriority w:val="21"/>
     <w:qFormat/>
-    <w:rsid w:val="00223D19"/>
+    <w:rsid w:val="0012753D"/>
     <w:rPr>
       <w:i/>
       <w:iCs/>
@@ -2116,7 +4602,7 @@
     <w:link w:val="CitazioneintensaCarattere"/>
     <w:uiPriority w:val="30"/>
     <w:qFormat/>
-    <w:rsid w:val="00223D19"/>
+    <w:rsid w:val="0012753D"/>
     <w:pPr>
       <w:pBdr>
         <w:top w:val="single" w:sz="4" w:space="10" w:color="0F4761" w:themeColor="accent1" w:themeShade="BF"/>
@@ -2137,7 +4623,7 @@
     <w:basedOn w:val="Carpredefinitoparagrafo"/>
     <w:link w:val="Citazioneintensa"/>
     <w:uiPriority w:val="30"/>
-    <w:rsid w:val="00223D19"/>
+    <w:rsid w:val="0012753D"/>
     <w:rPr>
       <w:i/>
       <w:iCs/>
@@ -2149,7 +4635,7 @@
     <w:basedOn w:val="Carpredefinitoparagrafo"/>
     <w:uiPriority w:val="32"/>
     <w:qFormat/>
-    <w:rsid w:val="00223D19"/>
+    <w:rsid w:val="0012753D"/>
     <w:rPr>
       <w:b/>
       <w:bCs/>

--- a/DOCS_DA_CONVERTIRE/bsmariamaggiore_en.docx
+++ b/DOCS_DA_CONVERTIRE/bsmariamaggiore_en.docx
@@ -2989,6 +2989,215 @@
       </w:r>
     </w:p>
     <w:p/>
+    <w:p/>
+    <w:p>
+      <w:r>
+        <w:rPr>
+          <w:rFonts w:ascii="Arial" w:hAnsi="Arial"/>
+          <w:b/>
+          <w:color w:val="1A365D"/>
+          <w:sz w:val="26"/>
+        </w:rPr>
+        <w:t>Tabella delle Fonti e Certificazione</w:t>
+      </w:r>
+    </w:p>
+    <w:tbl>
+      <w:tblPr>
+        <w:tblW w:type="auto" w:w="0"/>
+        <w:jc w:val="center"/>
+        <w:tblLook w:firstColumn="1" w:firstRow="1" w:lastColumn="0" w:lastRow="0" w:noHBand="0" w:noVBand="1" w:val="04A0"/>
+      </w:tblPr>
+      <w:tblGrid>
+        <w:gridCol w:w="4819"/>
+        <w:gridCol w:w="4819"/>
+      </w:tblGrid>
+      <w:tr>
+        <w:tc>
+          <w:tcPr>
+            <w:tcW w:type="dxa" w:w="4819"/>
+            <w:shd w:fill="1A365D"/>
+          </w:tcPr>
+          <w:p>
+            <w:r>
+              <w:rPr>
+                <w:rFonts w:ascii="Arial" w:hAnsi="Arial"/>
+                <w:b/>
+                <w:color w:val="FFFFFF"/>
+                <w:sz w:val="20"/>
+              </w:rPr>
+              <w:t>Affermazione del testo</w:t>
+            </w:r>
+          </w:p>
+        </w:tc>
+        <w:tc>
+          <w:tcPr>
+            <w:tcW w:type="dxa" w:w="4819"/>
+            <w:shd w:fill="1A365D"/>
+          </w:tcPr>
+          <w:p>
+            <w:r>
+              <w:rPr>
+                <w:rFonts w:ascii="Arial" w:hAnsi="Arial"/>
+                <w:b/>
+                <w:color w:val="FFFFFF"/>
+                <w:sz w:val="20"/>
+              </w:rPr>
+              <w:t>Fonte Certificata</w:t>
+            </w:r>
+          </w:p>
+        </w:tc>
+      </w:tr>
+      <w:tr>
+        <w:tc>
+          <w:tcPr>
+            <w:tcW w:type="dxa" w:w="4819"/>
+          </w:tcPr>
+          <w:p>
+            <w:r>
+              <w:rPr>
+                <w:rFonts w:ascii="Arial" w:hAnsi="Arial"/>
+                <w:sz w:val="19"/>
+              </w:rPr>
+              <w:t>The Basilica of Santa Maria Maggiore at Via Galliera 10 is the oldest church in Bologna dedicated to the Virgin, built on the Roman cardo (5th-6th cent.) and reconsecrated in 1187.</w:t>
+            </w:r>
+          </w:p>
+        </w:tc>
+        <w:tc>
+          <w:tcPr>
+            <w:tcW w:type="dxa" w:w="4819"/>
+          </w:tcPr>
+          <w:p>
+            <w:r>
+              <w:rPr>
+                <w:rFonts w:ascii="Arial" w:hAnsi="Arial"/>
+                <w:sz w:val="19"/>
+              </w:rPr>
+              <w:t>Bologna Online / Salaborsa Library / BeWeB CEI</w:t>
+            </w:r>
+          </w:p>
+        </w:tc>
+      </w:tr>
+      <w:tr>
+        <w:tc>
+          <w:tcPr>
+            <w:tcW w:type="dxa" w:w="4819"/>
+          </w:tcPr>
+          <w:p>
+            <w:r>
+              <w:rPr>
+                <w:rFonts w:ascii="Arial" w:hAnsi="Arial"/>
+                <w:sz w:val="19"/>
+              </w:rPr>
+              <w:t>The Baroque transformation with barrel vault was carried out in 1665 by architect Paolo Canali; the upper pediment of the facade was completed in 1955.</w:t>
+            </w:r>
+          </w:p>
+        </w:tc>
+        <w:tc>
+          <w:tcPr>
+            <w:tcW w:type="dxa" w:w="4819"/>
+          </w:tcPr>
+          <w:p>
+            <w:r>
+              <w:rPr>
+                <w:rFonts w:ascii="Arial" w:hAnsi="Arial"/>
+                <w:sz w:val="19"/>
+              </w:rPr>
+              <w:t>Origine di Bologna (Municipality of Bologna) / Historical Archive</w:t>
+            </w:r>
+          </w:p>
+        </w:tc>
+      </w:tr>
+      <w:tr>
+        <w:tc>
+          <w:tcPr>
+            <w:tcW w:type="dxa" w:w="4819"/>
+          </w:tcPr>
+          <w:p>
+            <w:r>
+              <w:rPr>
+                <w:rFonts w:ascii="Arial" w:hAnsi="Arial"/>
+                <w:sz w:val="19"/>
+              </w:rPr>
+              <w:t>The church reopened in November 2019 following structural consolidation and restorations required after the 2012 earthquake.</w:t>
+            </w:r>
+          </w:p>
+        </w:tc>
+        <w:tc>
+          <w:tcPr>
+            <w:tcW w:type="dxa" w:w="4819"/>
+          </w:tcPr>
+          <w:p>
+            <w:r>
+              <w:rPr>
+                <w:rFonts w:ascii="Arial" w:hAnsi="Arial"/>
+                <w:sz w:val="19"/>
+              </w:rPr>
+              <w:t>Official Basilica Website / Post-Earthquake Restoration Records</w:t>
+            </w:r>
+          </w:p>
+        </w:tc>
+      </w:tr>
+      <w:tr>
+        <w:tc>
+          <w:tcPr>
+            <w:tcW w:type="dxa" w:w="4819"/>
+          </w:tcPr>
+          <w:p>
+            <w:r>
+              <w:rPr>
+                <w:rFonts w:ascii="Arial" w:hAnsi="Arial"/>
+                <w:sz w:val="19"/>
+              </w:rPr>
+              <w:t>Houses the Assumption Altarpiece (Nosadella and Prospero Fontana), frescoes by Eliseo Fumagalli (1936-38), stuccos by Angelo Gabriello Piò, and paintings by Samacchini, Tiarini, Spisanelli, Gandolfi, and Guardassoni.</w:t>
+            </w:r>
+          </w:p>
+        </w:tc>
+        <w:tc>
+          <w:tcPr>
+            <w:tcW w:type="dxa" w:w="4819"/>
+          </w:tcPr>
+          <w:p>
+            <w:r>
+              <w:rPr>
+                <w:rFonts w:ascii="Arial" w:hAnsi="Arial"/>
+                <w:sz w:val="19"/>
+              </w:rPr>
+              <w:t>Ministry of Culture - Superintendence of Artistic Heritage Bologna</w:t>
+            </w:r>
+          </w:p>
+        </w:tc>
+      </w:tr>
+      <w:tr>
+        <w:tc>
+          <w:tcPr>
+            <w:tcW w:type="dxa" w:w="4819"/>
+          </w:tcPr>
+          <w:p>
+            <w:r>
+              <w:rPr>
+                <w:rFonts w:ascii="Arial" w:hAnsi="Arial"/>
+                <w:sz w:val="19"/>
+              </w:rPr>
+              <w:t>Preserves the ancient "Fig Tree Crucifix" (dating back to before the year 1000) and an ancient stone road cross discovered during sub-floor excavations.</w:t>
+            </w:r>
+          </w:p>
+        </w:tc>
+        <w:tc>
+          <w:tcPr>
+            <w:tcW w:type="dxa" w:w="4819"/>
+          </w:tcPr>
+          <w:p>
+            <w:r>
+              <w:rPr>
+                <w:rFonts w:ascii="Arial" w:hAnsi="Arial"/>
+                <w:sz w:val="19"/>
+              </w:rPr>
+              <w:t>Storia e Memoria di Bologna / BeWeB CEI</w:t>
+            </w:r>
+          </w:p>
+        </w:tc>
+      </w:tr>
+    </w:tbl>
     <w:sectPr>
       <w:pgSz w:w="11906" w:h="16838"/>
       <w:pgMar w:top="1417" w:right="1134" w:bottom="1134" w:left="1134" w:header="708" w:footer="708" w:gutter="0"/>
